--- a/dist/センゴク盤_紹介資料.docx
+++ b/dist/センゴク盤_紹介資料.docx
@@ -314,6 +314,34 @@
           <w:rFonts w:ascii="Hiragino Mincho ProN" w:hAnsi="Hiragino Mincho ProN" w:eastAsia="Hiragino Mincho ProN"/>
           <w:sz w:val="22"/>
         </w:rPr>
+        <w:t>これから</w:t>
+      </w:r>
+      <w:r>
+        <w:rPr>
+          <w:rFonts w:ascii="Hiragino Mincho ProN" w:hAnsi="Hiragino Mincho ProN" w:eastAsia="Hiragino Mincho ProN"/>
+          <w:color w:val="8A8478"/>
+          <w:sz w:val="18"/>
+        </w:rPr>
+        <w:t xml:space="preserve">　作りかけと、その先</w:t>
+      </w:r>
+    </w:p>
+    <w:p>
+      <w:pPr>
+        <w:spacing w:after="40"/>
+      </w:pPr>
+      <w:r>
+        <w:rPr>
+          <w:rFonts w:ascii="Hiragino Sans" w:hAnsi="Hiragino Sans" w:eastAsia="Hiragino Sans"/>
+          <w:color w:val="8A8478"/>
+          <w:sz w:val="18"/>
+        </w:rPr>
+        <w:t xml:space="preserve">10　</w:t>
+      </w:r>
+      <w:r>
+        <w:rPr>
+          <w:rFonts w:ascii="Hiragino Mincho ProN" w:hAnsi="Hiragino Mincho ProN" w:eastAsia="Hiragino Mincho ProN"/>
+          <w:sz w:val="22"/>
+        </w:rPr>
         <w:t>用語</w:t>
       </w:r>
       <w:r>
@@ -335,7 +363,7 @@
           <w:color w:val="8A8478"/>
           <w:sz w:val="18"/>
         </w:rPr>
-        <w:t xml:space="preserve">10　</w:t>
+        <w:t xml:space="preserve">11　</w:t>
       </w:r>
       <w:r>
         <w:rPr>
@@ -3787,6 +3815,1858 @@
           <w:sz w:val="23"/>
           <w:spacing w:val="24"/>
         </w:rPr>
+        <w:t>兵は二種ある（重要）</w:t>
+      </w:r>
+    </w:p>
+    <w:p>
+      <w:pPr>
+        <w:spacing w:before="0" w:after="100"/>
+        <w:jc w:val="both"/>
+      </w:pPr>
+      <w:r>
+        <w:rPr>
+          <w:rFonts w:ascii="Hiragino Mincho ProN" w:hAnsi="Hiragino Mincho ProN" w:eastAsia="Hiragino Mincho ProN"/>
+          <w:b w:val="0"/>
+          <w:color w:val="26262A"/>
+          <w:sz w:val="21"/>
+        </w:rPr>
+        <w:t>この盤の兵は二つに分かれる。どちらも数え方も増え方も違うので、ここを取り違えると軍勢が組めない。</w:t>
+      </w:r>
+    </w:p>
+    <w:tbl>
+      <w:tblPr>
+        <w:tblStyle w:val="TableGrid"/>
+        <w:tblW w:type="auto" w:w="0"/>
+        <w:jc w:val="left"/>
+        <w:tblLook w:firstColumn="1" w:firstRow="1" w:lastColumn="0" w:lastRow="0" w:noHBand="0" w:noVBand="1" w:val="04A0"/>
+      </w:tblPr>
+      <w:tblGrid>
+        <w:gridCol w:w="3289"/>
+        <w:gridCol w:w="3289"/>
+        <w:gridCol w:w="3289"/>
+      </w:tblGrid>
+      <w:tr>
+        <w:tc>
+          <w:tcPr>
+            <w:tcW w:type="dxa" w:w="3289"/>
+            <w:tcBorders>
+              <w:bottom w:val="single" w:sz="8" w:color="26262A"/>
+            </w:tcBorders>
+          </w:tcPr>
+          <w:p>
+            <w:pPr>
+              <w:spacing w:after="40"/>
+            </w:pPr>
+            <w:r/>
+            <w:r>
+              <w:rPr>
+                <w:rFonts w:ascii="Hiragino Sans" w:hAnsi="Hiragino Sans" w:eastAsia="Hiragino Sans"/>
+                <w:b/>
+                <w:color w:val="6E6A62"/>
+                <w:sz w:val="17"/>
+              </w:rPr>
+            </w:r>
+          </w:p>
+        </w:tc>
+        <w:tc>
+          <w:tcPr>
+            <w:tcW w:type="dxa" w:w="3289"/>
+            <w:tcBorders>
+              <w:bottom w:val="single" w:sz="8" w:color="26262A"/>
+            </w:tcBorders>
+          </w:tcPr>
+          <w:p>
+            <w:pPr>
+              <w:spacing w:after="40"/>
+            </w:pPr>
+            <w:r/>
+            <w:r>
+              <w:rPr>
+                <w:rFonts w:ascii="Hiragino Sans" w:hAnsi="Hiragino Sans" w:eastAsia="Hiragino Sans"/>
+                <w:b/>
+                <w:color w:val="6E6A62"/>
+                <w:sz w:val="17"/>
+              </w:rPr>
+              <w:t>地域家臣団</w:t>
+            </w:r>
+          </w:p>
+        </w:tc>
+        <w:tc>
+          <w:tcPr>
+            <w:tcW w:type="dxa" w:w="3289"/>
+            <w:tcBorders>
+              <w:bottom w:val="single" w:sz="8" w:color="26262A"/>
+            </w:tcBorders>
+          </w:tcPr>
+          <w:p>
+            <w:pPr>
+              <w:spacing w:after="40"/>
+            </w:pPr>
+            <w:r/>
+            <w:r>
+              <w:rPr>
+                <w:rFonts w:ascii="Hiragino Sans" w:hAnsi="Hiragino Sans" w:eastAsia="Hiragino Sans"/>
+                <w:b/>
+                <w:color w:val="6E6A62"/>
+                <w:sz w:val="17"/>
+              </w:rPr>
+              <w:t>直属家臣団</w:t>
+            </w:r>
+          </w:p>
+        </w:tc>
+      </w:tr>
+      <w:tr>
+        <w:tc>
+          <w:tcPr>
+            <w:tcW w:type="dxa" w:w="3289"/>
+            <w:tcBorders>
+              <w:bottom w:val="single" w:sz="4" w:color="D8D2C4"/>
+            </w:tcBorders>
+          </w:tcPr>
+          <w:p>
+            <w:pPr>
+              <w:spacing w:before="40" w:after="40" w:line="348" w:lineRule="auto"/>
+            </w:pPr>
+            <w:r/>
+            <w:r>
+              <w:rPr>
+                <w:rFonts w:ascii="Hiragino Mincho ProN" w:hAnsi="Hiragino Mincho ProN" w:eastAsia="Hiragino Mincho ProN"/>
+                <w:b/>
+                <w:sz w:val="19"/>
+              </w:rPr>
+              <w:t>誰の兵か</w:t>
+            </w:r>
+          </w:p>
+        </w:tc>
+        <w:tc>
+          <w:tcPr>
+            <w:tcW w:type="dxa" w:w="3289"/>
+            <w:tcBorders>
+              <w:bottom w:val="single" w:sz="4" w:color="D8D2C4"/>
+            </w:tcBorders>
+          </w:tcPr>
+          <w:p>
+            <w:pPr>
+              <w:spacing w:before="40" w:after="40" w:line="348" w:lineRule="auto"/>
+            </w:pPr>
+            <w:r/>
+            <w:r>
+              <w:rPr>
+                <w:rFonts w:ascii="Hiragino Mincho ProN" w:hAnsi="Hiragino Mincho ProN" w:eastAsia="Hiragino Mincho ProN"/>
+                <w:color w:val="4A4640"/>
+                <w:sz w:val="19"/>
+              </w:rPr>
+              <w:t>城に属する</w:t>
+            </w:r>
+          </w:p>
+        </w:tc>
+        <w:tc>
+          <w:tcPr>
+            <w:tcW w:type="dxa" w:w="3289"/>
+            <w:tcBorders>
+              <w:bottom w:val="single" w:sz="4" w:color="D8D2C4"/>
+            </w:tcBorders>
+          </w:tcPr>
+          <w:p>
+            <w:pPr>
+              <w:spacing w:before="40" w:after="40" w:line="348" w:lineRule="auto"/>
+            </w:pPr>
+            <w:r/>
+            <w:r>
+              <w:rPr>
+                <w:rFonts w:ascii="Hiragino Mincho ProN" w:hAnsi="Hiragino Mincho ProN" w:eastAsia="Hiragino Mincho ProN"/>
+                <w:color w:val="4A4640"/>
+                <w:sz w:val="19"/>
+              </w:rPr>
+              <w:t>武将個人が抱える</w:t>
+            </w:r>
+          </w:p>
+        </w:tc>
+      </w:tr>
+      <w:tr>
+        <w:tc>
+          <w:tcPr>
+            <w:tcW w:type="dxa" w:w="3289"/>
+            <w:tcBorders>
+              <w:bottom w:val="single" w:sz="4" w:color="D8D2C4"/>
+            </w:tcBorders>
+          </w:tcPr>
+          <w:p>
+            <w:pPr>
+              <w:spacing w:before="40" w:after="40" w:line="348" w:lineRule="auto"/>
+            </w:pPr>
+            <w:r/>
+            <w:r>
+              <w:rPr>
+                <w:rFonts w:ascii="Hiragino Mincho ProN" w:hAnsi="Hiragino Mincho ProN" w:eastAsia="Hiragino Mincho ProN"/>
+                <w:b/>
+                <w:sz w:val="19"/>
+              </w:rPr>
+              <w:t>どこにいるか</w:t>
+            </w:r>
+          </w:p>
+        </w:tc>
+        <w:tc>
+          <w:tcPr>
+            <w:tcW w:type="dxa" w:w="3289"/>
+            <w:tcBorders>
+              <w:bottom w:val="single" w:sz="4" w:color="D8D2C4"/>
+            </w:tcBorders>
+          </w:tcPr>
+          <w:p>
+            <w:pPr>
+              <w:spacing w:before="40" w:after="40" w:line="348" w:lineRule="auto"/>
+            </w:pPr>
+            <w:r/>
+            <w:r>
+              <w:rPr>
+                <w:rFonts w:ascii="Hiragino Mincho ProN" w:hAnsi="Hiragino Mincho ProN" w:eastAsia="Hiragino Mincho ProN"/>
+                <w:color w:val="4A4640"/>
+                <w:sz w:val="19"/>
+              </w:rPr>
+              <w:t>城を離れない</w:t>
+            </w:r>
+          </w:p>
+        </w:tc>
+        <w:tc>
+          <w:tcPr>
+            <w:tcW w:type="dxa" w:w="3289"/>
+            <w:tcBorders>
+              <w:bottom w:val="single" w:sz="4" w:color="D8D2C4"/>
+            </w:tcBorders>
+          </w:tcPr>
+          <w:p>
+            <w:pPr>
+              <w:spacing w:before="40" w:after="40" w:line="348" w:lineRule="auto"/>
+            </w:pPr>
+            <w:r/>
+            <w:r>
+              <w:rPr>
+                <w:rFonts w:ascii="Hiragino Mincho ProN" w:hAnsi="Hiragino Mincho ProN" w:eastAsia="Hiragino Mincho ProN"/>
+                <w:color w:val="4A4640"/>
+                <w:sz w:val="19"/>
+              </w:rPr>
+              <w:t>武将とともに動く</w:t>
+            </w:r>
+          </w:p>
+        </w:tc>
+      </w:tr>
+      <w:tr>
+        <w:tc>
+          <w:tcPr>
+            <w:tcW w:type="dxa" w:w="3289"/>
+            <w:tcBorders>
+              <w:bottom w:val="single" w:sz="4" w:color="D8D2C4"/>
+            </w:tcBorders>
+          </w:tcPr>
+          <w:p>
+            <w:pPr>
+              <w:spacing w:before="40" w:after="40" w:line="348" w:lineRule="auto"/>
+            </w:pPr>
+            <w:r/>
+            <w:r>
+              <w:rPr>
+                <w:rFonts w:ascii="Hiragino Mincho ProN" w:hAnsi="Hiragino Mincho ProN" w:eastAsia="Hiragino Mincho ProN"/>
+                <w:b/>
+                <w:sz w:val="19"/>
+              </w:rPr>
+              <w:t>増やし方</w:t>
+            </w:r>
+          </w:p>
+        </w:tc>
+        <w:tc>
+          <w:tcPr>
+            <w:tcW w:type="dxa" w:w="3289"/>
+            <w:tcBorders>
+              <w:bottom w:val="single" w:sz="4" w:color="D8D2C4"/>
+            </w:tcBorders>
+          </w:tcPr>
+          <w:p>
+            <w:pPr>
+              <w:spacing w:before="40" w:after="40" w:line="348" w:lineRule="auto"/>
+            </w:pPr>
+            <w:r/>
+            <w:r>
+              <w:rPr>
+                <w:rFonts w:ascii="Hiragino Mincho ProN" w:hAnsi="Hiragino Mincho ProN" w:eastAsia="Hiragino Mincho ProN"/>
+                <w:color w:val="4A4640"/>
+                <w:sz w:val="19"/>
+              </w:rPr>
+              <w:t>内政の「徴募」で雇う</w:t>
+            </w:r>
+          </w:p>
+        </w:tc>
+        <w:tc>
+          <w:tcPr>
+            <w:tcW w:type="dxa" w:w="3289"/>
+            <w:tcBorders>
+              <w:bottom w:val="single" w:sz="4" w:color="D8D2C4"/>
+            </w:tcBorders>
+          </w:tcPr>
+          <w:p>
+            <w:pPr>
+              <w:spacing w:before="40" w:after="40" w:line="348" w:lineRule="auto"/>
+            </w:pPr>
+            <w:r/>
+            <w:r>
+              <w:rPr>
+                <w:rFonts w:ascii="Hiragino Mincho ProN" w:hAnsi="Hiragino Mincho ProN" w:eastAsia="Hiragino Mincho ProN"/>
+                <w:color w:val="4A4640"/>
+                <w:sz w:val="19"/>
+              </w:rPr>
+              <w:t>その武将に知行を加増する</w:t>
+            </w:r>
+          </w:p>
+        </w:tc>
+      </w:tr>
+      <w:tr>
+        <w:tc>
+          <w:tcPr>
+            <w:tcW w:type="dxa" w:w="3289"/>
+            <w:tcBorders>
+              <w:bottom w:val="single" w:sz="4" w:color="D8D2C4"/>
+            </w:tcBorders>
+          </w:tcPr>
+          <w:p>
+            <w:pPr>
+              <w:spacing w:before="40" w:after="40" w:line="348" w:lineRule="auto"/>
+            </w:pPr>
+            <w:r/>
+            <w:r>
+              <w:rPr>
+                <w:rFonts w:ascii="Hiragino Mincho ProN" w:hAnsi="Hiragino Mincho ProN" w:eastAsia="Hiragino Mincho ProN"/>
+                <w:b/>
+                <w:sz w:val="19"/>
+              </w:rPr>
+              <w:t>上限</w:t>
+            </w:r>
+          </w:p>
+        </w:tc>
+        <w:tc>
+          <w:tcPr>
+            <w:tcW w:type="dxa" w:w="3289"/>
+            <w:tcBorders>
+              <w:bottom w:val="single" w:sz="4" w:color="D8D2C4"/>
+            </w:tcBorders>
+          </w:tcPr>
+          <w:p>
+            <w:pPr>
+              <w:spacing w:before="40" w:after="40" w:line="348" w:lineRule="auto"/>
+            </w:pPr>
+            <w:r/>
+            <w:r>
+              <w:rPr>
+                <w:rFonts w:ascii="Hiragino Mincho ProN" w:hAnsi="Hiragino Mincho ProN" w:eastAsia="Hiragino Mincho ProN"/>
+                <w:color w:val="4A4640"/>
+                <w:sz w:val="19"/>
+              </w:rPr>
+              <w:t>城の軍役（石高で決まる）</w:t>
+            </w:r>
+          </w:p>
+        </w:tc>
+        <w:tc>
+          <w:tcPr>
+            <w:tcW w:type="dxa" w:w="3289"/>
+            <w:tcBorders>
+              <w:bottom w:val="single" w:sz="4" w:color="D8D2C4"/>
+            </w:tcBorders>
+          </w:tcPr>
+          <w:p>
+            <w:pPr>
+              <w:spacing w:before="40" w:after="40" w:line="348" w:lineRule="auto"/>
+            </w:pPr>
+            <w:r/>
+            <w:r>
+              <w:rPr>
+                <w:rFonts w:ascii="Hiragino Mincho ProN" w:hAnsi="Hiragino Mincho ProN" w:eastAsia="Hiragino Mincho ProN"/>
+                <w:color w:val="4A4640"/>
+                <w:sz w:val="19"/>
+              </w:rPr>
+              <w:t>軍役の器（知行で決まる）</w:t>
+            </w:r>
+          </w:p>
+        </w:tc>
+      </w:tr>
+      <w:tr>
+        <w:tc>
+          <w:tcPr>
+            <w:tcW w:type="dxa" w:w="3289"/>
+            <w:tcBorders>
+              <w:bottom w:val="single" w:sz="4" w:color="D8D2C4"/>
+            </w:tcBorders>
+          </w:tcPr>
+          <w:p>
+            <w:pPr>
+              <w:spacing w:before="40" w:after="40" w:line="348" w:lineRule="auto"/>
+            </w:pPr>
+            <w:r/>
+            <w:r>
+              <w:rPr>
+                <w:rFonts w:ascii="Hiragino Mincho ProN" w:hAnsi="Hiragino Mincho ProN" w:eastAsia="Hiragino Mincho ProN"/>
+                <w:b/>
+                <w:sz w:val="19"/>
+              </w:rPr>
+              <w:t>養うもの</w:t>
+            </w:r>
+          </w:p>
+        </w:tc>
+        <w:tc>
+          <w:tcPr>
+            <w:tcW w:type="dxa" w:w="3289"/>
+            <w:tcBorders>
+              <w:bottom w:val="single" w:sz="4" w:color="D8D2C4"/>
+            </w:tcBorders>
+          </w:tcPr>
+          <w:p>
+            <w:pPr>
+              <w:spacing w:before="40" w:after="40" w:line="348" w:lineRule="auto"/>
+            </w:pPr>
+            <w:r/>
+            <w:r>
+              <w:rPr>
+                <w:rFonts w:ascii="Hiragino Mincho ProN" w:hAnsi="Hiragino Mincho ProN" w:eastAsia="Hiragino Mincho ProN"/>
+                <w:color w:val="4A4640"/>
+                <w:sz w:val="19"/>
+              </w:rPr>
+              <w:t>城の実入り</w:t>
+            </w:r>
+          </w:p>
+        </w:tc>
+        <w:tc>
+          <w:tcPr>
+            <w:tcW w:type="dxa" w:w="3289"/>
+            <w:tcBorders>
+              <w:bottom w:val="single" w:sz="4" w:color="D8D2C4"/>
+            </w:tcBorders>
+          </w:tcPr>
+          <w:p>
+            <w:pPr>
+              <w:spacing w:before="40" w:after="40" w:line="348" w:lineRule="auto"/>
+            </w:pPr>
+            <w:r/>
+            <w:r>
+              <w:rPr>
+                <w:rFonts w:ascii="Hiragino Mincho ProN" w:hAnsi="Hiragino Mincho ProN" w:eastAsia="Hiragino Mincho ProN"/>
+                <w:color w:val="4A4640"/>
+                <w:sz w:val="19"/>
+              </w:rPr>
+              <w:t>その武将の禄</w:t>
+            </w:r>
+          </w:p>
+        </w:tc>
+      </w:tr>
+    </w:tbl>
+    <w:p>
+      <w:pPr>
+        <w:spacing w:after="60"/>
+      </w:pPr>
+    </w:p>
+    <w:p>
+      <w:pPr>
+        <w:pStyle w:val="ListBullet"/>
+        <w:spacing w:after="40" w:line="360" w:lineRule="auto"/>
+      </w:pPr>
+      <w:r>
+        <w:rPr>
+          <w:rFonts w:ascii="Hiragino Mincho ProN" w:hAnsi="Hiragino Mincho ProN" w:eastAsia="Hiragino Mincho ProN"/>
+          <w:sz w:val="20"/>
+        </w:rPr>
+        <w:t>出陣のときは、連れて行く武将の直属に、城から出す地域家臣団を足したものが軍勢になる</w:t>
+      </w:r>
+    </w:p>
+    <w:p>
+      <w:pPr>
+        <w:pStyle w:val="ListBullet"/>
+        <w:spacing w:after="40" w:line="360" w:lineRule="auto"/>
+      </w:pPr>
+      <w:r>
+        <w:rPr>
+          <w:rFonts w:ascii="Hiragino Mincho ProN" w:hAnsi="Hiragino Mincho ProN" w:eastAsia="Hiragino Mincho ProN"/>
+          <w:sz w:val="20"/>
+        </w:rPr>
+        <w:t>城を空にして出ることもできる。守りの目安を割っても止めはしない（決めるのは遊ぶ側である）</w:t>
+      </w:r>
+    </w:p>
+    <w:p>
+      <w:pPr>
+        <w:spacing w:before="240" w:after="60"/>
+      </w:pPr>
+      <w:r>
+        <w:rPr>
+          <w:rFonts w:ascii="Hiragino Sans" w:hAnsi="Hiragino Sans" w:eastAsia="Hiragino Sans"/>
+          <w:b/>
+          <w:color w:val="4A4640"/>
+          <w:sz w:val="23"/>
+          <w:spacing w:val="24"/>
+        </w:rPr>
+        <w:t>地域家臣団の増え方</w:t>
+      </w:r>
+    </w:p>
+    <w:p>
+      <w:pPr>
+        <w:spacing w:before="0" w:after="100"/>
+        <w:jc w:val="both"/>
+      </w:pPr>
+      <w:r>
+        <w:rPr>
+          <w:rFonts w:ascii="Hiragino Mincho ProN" w:hAnsi="Hiragino Mincho ProN" w:eastAsia="Hiragino Mincho ProN"/>
+          <w:b w:val="0"/>
+          <w:color w:val="26262A"/>
+          <w:sz w:val="21"/>
+        </w:rPr>
+        <w:t>内政の「徴募」で雇う。三つの縛りのうち、いちばん厳しいものが効く。</w:t>
+      </w:r>
+    </w:p>
+    <w:tbl>
+      <w:tblPr>
+        <w:tblStyle w:val="TableGrid"/>
+        <w:tblW w:type="auto" w:w="0"/>
+        <w:jc w:val="left"/>
+        <w:tblLook w:firstColumn="1" w:firstRow="1" w:lastColumn="0" w:lastRow="0" w:noHBand="0" w:noVBand="1" w:val="04A0"/>
+      </w:tblPr>
+      <w:tblGrid>
+        <w:gridCol w:w="4933"/>
+        <w:gridCol w:w="4933"/>
+      </w:tblGrid>
+      <w:tr>
+        <w:tc>
+          <w:tcPr>
+            <w:tcW w:type="dxa" w:w="4933"/>
+            <w:tcBorders>
+              <w:bottom w:val="single" w:sz="8" w:color="26262A"/>
+            </w:tcBorders>
+          </w:tcPr>
+          <w:p>
+            <w:pPr>
+              <w:spacing w:after="40"/>
+            </w:pPr>
+            <w:r/>
+            <w:r>
+              <w:rPr>
+                <w:rFonts w:ascii="Hiragino Sans" w:hAnsi="Hiragino Sans" w:eastAsia="Hiragino Sans"/>
+                <w:b/>
+                <w:color w:val="6E6A62"/>
+                <w:sz w:val="17"/>
+              </w:rPr>
+              <w:t>縛り</w:t>
+            </w:r>
+          </w:p>
+        </w:tc>
+        <w:tc>
+          <w:tcPr>
+            <w:tcW w:type="dxa" w:w="4933"/>
+            <w:tcBorders>
+              <w:bottom w:val="single" w:sz="8" w:color="26262A"/>
+            </w:tcBorders>
+          </w:tcPr>
+          <w:p>
+            <w:pPr>
+              <w:spacing w:after="40"/>
+            </w:pPr>
+            <w:r/>
+            <w:r>
+              <w:rPr>
+                <w:rFonts w:ascii="Hiragino Sans" w:hAnsi="Hiragino Sans" w:eastAsia="Hiragino Sans"/>
+                <w:b/>
+                <w:color w:val="6E6A62"/>
+                <w:sz w:val="17"/>
+              </w:rPr>
+              <w:t>中身</w:t>
+            </w:r>
+          </w:p>
+        </w:tc>
+      </w:tr>
+      <w:tr>
+        <w:tc>
+          <w:tcPr>
+            <w:tcW w:type="dxa" w:w="4933"/>
+            <w:tcBorders>
+              <w:bottom w:val="single" w:sz="4" w:color="D8D2C4"/>
+            </w:tcBorders>
+          </w:tcPr>
+          <w:p>
+            <w:pPr>
+              <w:spacing w:before="40" w:after="40" w:line="348" w:lineRule="auto"/>
+            </w:pPr>
+            <w:r/>
+            <w:r>
+              <w:rPr>
+                <w:rFonts w:ascii="Hiragino Mincho ProN" w:hAnsi="Hiragino Mincho ProN" w:eastAsia="Hiragino Mincho ProN"/>
+                <w:b/>
+                <w:sz w:val="19"/>
+              </w:rPr>
+              <w:t>軍役の余力</w:t>
+            </w:r>
+          </w:p>
+        </w:tc>
+        <w:tc>
+          <w:tcPr>
+            <w:tcW w:type="dxa" w:w="4933"/>
+            <w:tcBorders>
+              <w:bottom w:val="single" w:sz="4" w:color="D8D2C4"/>
+            </w:tcBorders>
+          </w:tcPr>
+          <w:p>
+            <w:pPr>
+              <w:spacing w:before="40" w:after="40" w:line="348" w:lineRule="auto"/>
+            </w:pPr>
+            <w:r/>
+            <w:r>
+              <w:rPr>
+                <w:rFonts w:ascii="Hiragino Mincho ProN" w:hAnsi="Hiragino Mincho ProN" w:eastAsia="Hiragino Mincho ProN"/>
+                <w:color w:val="4A4640"/>
+                <w:sz w:val="19"/>
+              </w:rPr>
+              <w:t>城の軍役から、いま抱えている兵を引いた数まで</w:t>
+            </w:r>
+          </w:p>
+        </w:tc>
+      </w:tr>
+      <w:tr>
+        <w:tc>
+          <w:tcPr>
+            <w:tcW w:type="dxa" w:w="4933"/>
+            <w:tcBorders>
+              <w:bottom w:val="single" w:sz="4" w:color="D8D2C4"/>
+            </w:tcBorders>
+          </w:tcPr>
+          <w:p>
+            <w:pPr>
+              <w:spacing w:before="40" w:after="40" w:line="348" w:lineRule="auto"/>
+            </w:pPr>
+            <w:r/>
+            <w:r>
+              <w:rPr>
+                <w:rFonts w:ascii="Hiragino Mincho ProN" w:hAnsi="Hiragino Mincho ProN" w:eastAsia="Hiragino Mincho ProN"/>
+                <w:b/>
+                <w:sz w:val="19"/>
+              </w:rPr>
+              <w:t>人口</w:t>
+            </w:r>
+          </w:p>
+        </w:tc>
+        <w:tc>
+          <w:tcPr>
+            <w:tcW w:type="dxa" w:w="4933"/>
+            <w:tcBorders>
+              <w:bottom w:val="single" w:sz="4" w:color="D8D2C4"/>
+            </w:tcBorders>
+          </w:tcPr>
+          <w:p>
+            <w:pPr>
+              <w:spacing w:before="40" w:after="40" w:line="348" w:lineRule="auto"/>
+            </w:pPr>
+            <w:r/>
+            <w:r>
+              <w:rPr>
+                <w:rFonts w:ascii="Hiragino Mincho ProN" w:hAnsi="Hiragino Mincho ProN" w:eastAsia="Hiragino Mincho ProN"/>
+                <w:color w:val="4A4640"/>
+                <w:sz w:val="19"/>
+              </w:rPr>
+              <w:t>その城の人口の一.二分（一二〇分の一）まで。村から出せる数には限りがある</w:t>
+            </w:r>
+          </w:p>
+        </w:tc>
+      </w:tr>
+      <w:tr>
+        <w:tc>
+          <w:tcPr>
+            <w:tcW w:type="dxa" w:w="4933"/>
+            <w:tcBorders>
+              <w:bottom w:val="single" w:sz="4" w:color="D8D2C4"/>
+            </w:tcBorders>
+          </w:tcPr>
+          <w:p>
+            <w:pPr>
+              <w:spacing w:before="40" w:after="40" w:line="348" w:lineRule="auto"/>
+            </w:pPr>
+            <w:r/>
+            <w:r>
+              <w:rPr>
+                <w:rFonts w:ascii="Hiragino Mincho ProN" w:hAnsi="Hiragino Mincho ProN" w:eastAsia="Hiragino Mincho ProN"/>
+                <w:b/>
+                <w:sz w:val="19"/>
+              </w:rPr>
+              <w:t>金</w:t>
+            </w:r>
+          </w:p>
+        </w:tc>
+        <w:tc>
+          <w:tcPr>
+            <w:tcW w:type="dxa" w:w="4933"/>
+            <w:tcBorders>
+              <w:bottom w:val="single" w:sz="4" w:color="D8D2C4"/>
+            </w:tcBorders>
+          </w:tcPr>
+          <w:p>
+            <w:pPr>
+              <w:spacing w:before="40" w:after="40" w:line="348" w:lineRule="auto"/>
+            </w:pPr>
+            <w:r/>
+            <w:r>
+              <w:rPr>
+                <w:rFonts w:ascii="Hiragino Mincho ProN" w:hAnsi="Hiragino Mincho ProN" w:eastAsia="Hiragino Mincho ProN"/>
+                <w:color w:val="4A4640"/>
+                <w:sz w:val="19"/>
+              </w:rPr>
+              <w:t>一人につき〇.四五貫。手元の金が尽きればそこまで</w:t>
+            </w:r>
+          </w:p>
+        </w:tc>
+      </w:tr>
+    </w:tbl>
+    <w:p>
+      <w:pPr>
+        <w:spacing w:after="60"/>
+      </w:pPr>
+    </w:p>
+    <w:p>
+      <w:pPr>
+        <w:pStyle w:val="ListBullet"/>
+        <w:spacing w:after="40" w:line="360" w:lineRule="auto"/>
+      </w:pPr>
+      <w:r>
+        <w:rPr>
+          <w:rFonts w:ascii="Hiragino Mincho ProN" w:hAnsi="Hiragino Mincho ProN" w:eastAsia="Hiragino Mincho ProN"/>
+          <w:sz w:val="20"/>
+        </w:rPr>
+        <w:t>雇った兵は練度三十の新兵として組に入る。訓練を重ねねば使いものにならない</w:t>
+      </w:r>
+    </w:p>
+    <w:p>
+      <w:pPr>
+        <w:pStyle w:val="ListBullet"/>
+        <w:spacing w:after="40" w:line="360" w:lineRule="auto"/>
+      </w:pPr>
+      <w:r>
+        <w:rPr>
+          <w:rFonts w:ascii="Hiragino Mincho ProN" w:hAnsi="Hiragino Mincho ProN" w:eastAsia="Hiragino Mincho ProN"/>
+          <w:sz w:val="20"/>
+        </w:rPr>
+        <w:t>雇ったぶんだけ人口が減る（雇った数の二割）。田を耕す者が槍を取るのだから、村は痩せる</w:t>
+      </w:r>
+    </w:p>
+    <w:p>
+      <w:pPr>
+        <w:pStyle w:val="ListBullet"/>
+        <w:spacing w:after="40" w:line="360" w:lineRule="auto"/>
+      </w:pPr>
+      <w:r>
+        <w:rPr>
+          <w:rFonts w:ascii="Hiragino Mincho ProN" w:hAnsi="Hiragino Mincho ProN" w:eastAsia="Hiragino Mincho ProN"/>
+          <w:sz w:val="20"/>
+        </w:rPr>
+        <w:t>軍役そのものを増やすには、開墾して石高を上げるほかない。石高が兵になる</w:t>
+      </w:r>
+    </w:p>
+    <w:p>
+      <w:pPr>
+        <w:spacing w:before="240" w:after="60"/>
+      </w:pPr>
+      <w:r>
+        <w:rPr>
+          <w:rFonts w:ascii="Hiragino Sans" w:hAnsi="Hiragino Sans" w:eastAsia="Hiragino Sans"/>
+          <w:b/>
+          <w:color w:val="4A4640"/>
+          <w:sz w:val="23"/>
+          <w:spacing w:val="24"/>
+        </w:rPr>
+        <w:t>直属家臣団の増え方と、率いられる上限</w:t>
+      </w:r>
+    </w:p>
+    <w:p>
+      <w:pPr>
+        <w:spacing w:before="0" w:after="100"/>
+        <w:jc w:val="both"/>
+      </w:pPr>
+      <w:r>
+        <w:rPr>
+          <w:rFonts w:ascii="Hiragino Mincho ProN" w:hAnsi="Hiragino Mincho ProN" w:eastAsia="Hiragino Mincho ProN"/>
+          <w:b w:val="0"/>
+          <w:color w:val="26262A"/>
+          <w:sz w:val="21"/>
+        </w:rPr>
+        <w:t>武将個人の兵は、知行を加増すれば増える。一万石を与えるごとに五百人が目安で、統率の高い将ほど多く抱えられる。</w:t>
+      </w:r>
+    </w:p>
+    <w:tbl>
+      <w:tblPr>
+        <w:tblStyle w:val="TableGrid"/>
+        <w:tblW w:type="auto" w:w="0"/>
+        <w:jc w:val="left"/>
+        <w:tblLook w:firstColumn="1" w:firstRow="1" w:lastColumn="0" w:lastRow="0" w:noHBand="0" w:noVBand="1" w:val="04A0"/>
+      </w:tblPr>
+      <w:tblGrid>
+        <w:gridCol w:w="4933"/>
+        <w:gridCol w:w="4933"/>
+      </w:tblGrid>
+      <w:tr>
+        <w:tc>
+          <w:tcPr>
+            <w:tcW w:type="dxa" w:w="4933"/>
+            <w:tcBorders>
+              <w:bottom w:val="single" w:sz="8" w:color="26262A"/>
+            </w:tcBorders>
+          </w:tcPr>
+          <w:p>
+            <w:pPr>
+              <w:spacing w:after="40"/>
+            </w:pPr>
+            <w:r/>
+            <w:r>
+              <w:rPr>
+                <w:rFonts w:ascii="Hiragino Sans" w:hAnsi="Hiragino Sans" w:eastAsia="Hiragino Sans"/>
+                <w:b/>
+                <w:color w:val="6E6A62"/>
+                <w:sz w:val="17"/>
+              </w:rPr>
+            </w:r>
+          </w:p>
+        </w:tc>
+        <w:tc>
+          <w:tcPr>
+            <w:tcW w:type="dxa" w:w="4933"/>
+            <w:tcBorders>
+              <w:bottom w:val="single" w:sz="8" w:color="26262A"/>
+            </w:tcBorders>
+          </w:tcPr>
+          <w:p>
+            <w:pPr>
+              <w:spacing w:after="40"/>
+            </w:pPr>
+            <w:r/>
+            <w:r>
+              <w:rPr>
+                <w:rFonts w:ascii="Hiragino Sans" w:hAnsi="Hiragino Sans" w:eastAsia="Hiragino Sans"/>
+                <w:b/>
+                <w:color w:val="6E6A62"/>
+                <w:sz w:val="17"/>
+              </w:rPr>
+              <w:t>一万石の加増で増える兵</w:t>
+            </w:r>
+          </w:p>
+        </w:tc>
+      </w:tr>
+      <w:tr>
+        <w:tc>
+          <w:tcPr>
+            <w:tcW w:type="dxa" w:w="4933"/>
+            <w:tcBorders>
+              <w:bottom w:val="single" w:sz="4" w:color="D8D2C4"/>
+            </w:tcBorders>
+          </w:tcPr>
+          <w:p>
+            <w:pPr>
+              <w:spacing w:before="40" w:after="40" w:line="348" w:lineRule="auto"/>
+            </w:pPr>
+            <w:r/>
+            <w:r>
+              <w:rPr>
+                <w:rFonts w:ascii="Hiragino Mincho ProN" w:hAnsi="Hiragino Mincho ProN" w:eastAsia="Hiragino Mincho ProN"/>
+                <w:b/>
+                <w:sz w:val="19"/>
+              </w:rPr>
+              <w:t>統率 六十の将</w:t>
+            </w:r>
+          </w:p>
+        </w:tc>
+        <w:tc>
+          <w:tcPr>
+            <w:tcW w:type="dxa" w:w="4933"/>
+            <w:tcBorders>
+              <w:bottom w:val="single" w:sz="4" w:color="D8D2C4"/>
+            </w:tcBorders>
+          </w:tcPr>
+          <w:p>
+            <w:pPr>
+              <w:spacing w:before="40" w:after="40" w:line="348" w:lineRule="auto"/>
+            </w:pPr>
+            <w:r/>
+            <w:r>
+              <w:rPr>
+                <w:rFonts w:ascii="Hiragino Mincho ProN" w:hAnsi="Hiragino Mincho ProN" w:eastAsia="Hiragino Mincho ProN"/>
+                <w:color w:val="4A4640"/>
+                <w:sz w:val="19"/>
+              </w:rPr>
+              <w:t>五〇〇人</w:t>
+            </w:r>
+          </w:p>
+        </w:tc>
+      </w:tr>
+      <w:tr>
+        <w:tc>
+          <w:tcPr>
+            <w:tcW w:type="dxa" w:w="4933"/>
+            <w:tcBorders>
+              <w:bottom w:val="single" w:sz="4" w:color="D8D2C4"/>
+            </w:tcBorders>
+          </w:tcPr>
+          <w:p>
+            <w:pPr>
+              <w:spacing w:before="40" w:after="40" w:line="348" w:lineRule="auto"/>
+            </w:pPr>
+            <w:r/>
+            <w:r>
+              <w:rPr>
+                <w:rFonts w:ascii="Hiragino Mincho ProN" w:hAnsi="Hiragino Mincho ProN" w:eastAsia="Hiragino Mincho ProN"/>
+                <w:b/>
+                <w:sz w:val="19"/>
+              </w:rPr>
+              <w:t>統率 八十の将</w:t>
+            </w:r>
+          </w:p>
+        </w:tc>
+        <w:tc>
+          <w:tcPr>
+            <w:tcW w:type="dxa" w:w="4933"/>
+            <w:tcBorders>
+              <w:bottom w:val="single" w:sz="4" w:color="D8D2C4"/>
+            </w:tcBorders>
+          </w:tcPr>
+          <w:p>
+            <w:pPr>
+              <w:spacing w:before="40" w:after="40" w:line="348" w:lineRule="auto"/>
+            </w:pPr>
+            <w:r/>
+            <w:r>
+              <w:rPr>
+                <w:rFonts w:ascii="Hiragino Mincho ProN" w:hAnsi="Hiragino Mincho ProN" w:eastAsia="Hiragino Mincho ProN"/>
+                <w:color w:val="4A4640"/>
+                <w:sz w:val="19"/>
+              </w:rPr>
+              <w:t>五七五人</w:t>
+            </w:r>
+          </w:p>
+        </w:tc>
+      </w:tr>
+      <w:tr>
+        <w:tc>
+          <w:tcPr>
+            <w:tcW w:type="dxa" w:w="4933"/>
+            <w:tcBorders>
+              <w:bottom w:val="single" w:sz="4" w:color="D8D2C4"/>
+            </w:tcBorders>
+          </w:tcPr>
+          <w:p>
+            <w:pPr>
+              <w:spacing w:before="40" w:after="40" w:line="348" w:lineRule="auto"/>
+            </w:pPr>
+            <w:r/>
+            <w:r>
+              <w:rPr>
+                <w:rFonts w:ascii="Hiragino Mincho ProN" w:hAnsi="Hiragino Mincho ProN" w:eastAsia="Hiragino Mincho ProN"/>
+                <w:b/>
+                <w:sz w:val="19"/>
+              </w:rPr>
+              <w:t>統率 百の将</w:t>
+            </w:r>
+          </w:p>
+        </w:tc>
+        <w:tc>
+          <w:tcPr>
+            <w:tcW w:type="dxa" w:w="4933"/>
+            <w:tcBorders>
+              <w:bottom w:val="single" w:sz="4" w:color="D8D2C4"/>
+            </w:tcBorders>
+          </w:tcPr>
+          <w:p>
+            <w:pPr>
+              <w:spacing w:before="40" w:after="40" w:line="348" w:lineRule="auto"/>
+            </w:pPr>
+            <w:r/>
+            <w:r>
+              <w:rPr>
+                <w:rFonts w:ascii="Hiragino Mincho ProN" w:hAnsi="Hiragino Mincho ProN" w:eastAsia="Hiragino Mincho ProN"/>
+                <w:color w:val="4A4640"/>
+                <w:sz w:val="19"/>
+              </w:rPr>
+              <w:t>六〇〇人</w:t>
+            </w:r>
+          </w:p>
+        </w:tc>
+      </w:tr>
+    </w:tbl>
+    <w:p>
+      <w:pPr>
+        <w:spacing w:after="60"/>
+      </w:pPr>
+    </w:p>
+    <w:p>
+      <w:pPr>
+        <w:pStyle w:val="ListBullet"/>
+        <w:spacing w:after="40" w:line="360" w:lineRule="auto"/>
+      </w:pPr>
+      <w:r>
+        <w:rPr>
+          <w:rFonts w:ascii="Hiragino Mincho ProN" w:hAnsi="Hiragino Mincho ProN" w:eastAsia="Hiragino Mincho ProN"/>
+          <w:sz w:val="20"/>
+        </w:rPr>
+        <w:t>召し上げれば軍役も軽くなる。ただし初めから抱えている手勢を、この理屈で削りはしない</w:t>
+      </w:r>
+    </w:p>
+    <w:p>
+      <w:pPr>
+        <w:pStyle w:val="ListBullet"/>
+        <w:spacing w:after="40" w:line="360" w:lineRule="auto"/>
+      </w:pPr>
+      <w:r>
+        <w:rPr>
+          <w:rFonts w:ascii="Hiragino Mincho ProN" w:hAnsi="Hiragino Mincho ProN" w:eastAsia="Hiragino Mincho ProN"/>
+          <w:sz w:val="20"/>
+        </w:rPr>
+        <w:t>知行は城の石高から分け与えるので、配れるのは石高までである</w:t>
+      </w:r>
+    </w:p>
+    <w:p>
+      <w:pPr>
+        <w:spacing w:before="240" w:after="60"/>
+      </w:pPr>
+      <w:r>
+        <w:rPr>
+          <w:rFonts w:ascii="Hiragino Sans" w:hAnsi="Hiragino Sans" w:eastAsia="Hiragino Sans"/>
+          <w:b/>
+          <w:color w:val="4A4640"/>
+          <w:sz w:val="23"/>
+          <w:spacing w:val="24"/>
+        </w:rPr>
+        <w:t>身分と、率いられる兵</w:t>
+      </w:r>
+    </w:p>
+    <w:p>
+      <w:pPr>
+        <w:spacing w:before="0" w:after="100"/>
+        <w:jc w:val="both"/>
+      </w:pPr>
+      <w:r>
+        <w:rPr>
+          <w:rFonts w:ascii="Hiragino Mincho ProN" w:hAnsi="Hiragino Mincho ProN" w:eastAsia="Hiragino Mincho ProN"/>
+          <w:b w:val="0"/>
+          <w:color w:val="26262A"/>
+          <w:sz w:val="21"/>
+        </w:rPr>
+        <w:t>抱えている兵と、戦場へ率いていける兵は別である。率いられる数は身分で決まり、身分は禄高（知行＋余禄）で決まる。</w:t>
+      </w:r>
+    </w:p>
+    <w:tbl>
+      <w:tblPr>
+        <w:tblStyle w:val="TableGrid"/>
+        <w:tblW w:type="auto" w:w="0"/>
+        <w:jc w:val="left"/>
+        <w:tblLook w:firstColumn="1" w:firstRow="1" w:lastColumn="0" w:lastRow="0" w:noHBand="0" w:noVBand="1" w:val="04A0"/>
+      </w:tblPr>
+      <w:tblGrid>
+        <w:gridCol w:w="2466"/>
+        <w:gridCol w:w="2466"/>
+        <w:gridCol w:w="2466"/>
+        <w:gridCol w:w="2466"/>
+      </w:tblGrid>
+      <w:tr>
+        <w:tc>
+          <w:tcPr>
+            <w:tcW w:type="dxa" w:w="2466"/>
+            <w:tcBorders>
+              <w:bottom w:val="single" w:sz="8" w:color="26262A"/>
+            </w:tcBorders>
+          </w:tcPr>
+          <w:p>
+            <w:pPr>
+              <w:spacing w:after="40"/>
+            </w:pPr>
+            <w:r/>
+            <w:r>
+              <w:rPr>
+                <w:rFonts w:ascii="Hiragino Sans" w:hAnsi="Hiragino Sans" w:eastAsia="Hiragino Sans"/>
+                <w:b/>
+                <w:color w:val="6E6A62"/>
+                <w:sz w:val="17"/>
+              </w:rPr>
+              <w:t>身分</w:t>
+            </w:r>
+          </w:p>
+        </w:tc>
+        <w:tc>
+          <w:tcPr>
+            <w:tcW w:type="dxa" w:w="2466"/>
+            <w:tcBorders>
+              <w:bottom w:val="single" w:sz="8" w:color="26262A"/>
+            </w:tcBorders>
+          </w:tcPr>
+          <w:p>
+            <w:pPr>
+              <w:spacing w:after="40"/>
+            </w:pPr>
+            <w:r/>
+            <w:r>
+              <w:rPr>
+                <w:rFonts w:ascii="Hiragino Sans" w:hAnsi="Hiragino Sans" w:eastAsia="Hiragino Sans"/>
+                <w:b/>
+                <w:color w:val="6E6A62"/>
+                <w:sz w:val="17"/>
+              </w:rPr>
+              <w:t>要る禄高</w:t>
+            </w:r>
+          </w:p>
+        </w:tc>
+        <w:tc>
+          <w:tcPr>
+            <w:tcW w:type="dxa" w:w="2466"/>
+            <w:tcBorders>
+              <w:bottom w:val="single" w:sz="8" w:color="26262A"/>
+            </w:tcBorders>
+          </w:tcPr>
+          <w:p>
+            <w:pPr>
+              <w:spacing w:after="40"/>
+            </w:pPr>
+            <w:r/>
+            <w:r>
+              <w:rPr>
+                <w:rFonts w:ascii="Hiragino Sans" w:hAnsi="Hiragino Sans" w:eastAsia="Hiragino Sans"/>
+                <w:b/>
+                <w:color w:val="6E6A62"/>
+                <w:sz w:val="17"/>
+              </w:rPr>
+              <w:t>率いられる兵</w:t>
+            </w:r>
+          </w:p>
+        </w:tc>
+        <w:tc>
+          <w:tcPr>
+            <w:tcW w:type="dxa" w:w="2466"/>
+            <w:tcBorders>
+              <w:bottom w:val="single" w:sz="8" w:color="26262A"/>
+            </w:tcBorders>
+          </w:tcPr>
+          <w:p>
+            <w:pPr>
+              <w:spacing w:after="40"/>
+            </w:pPr>
+            <w:r/>
+            <w:r>
+              <w:rPr>
+                <w:rFonts w:ascii="Hiragino Sans" w:hAnsi="Hiragino Sans" w:eastAsia="Hiragino Sans"/>
+                <w:b/>
+                <w:color w:val="6E6A62"/>
+                <w:sz w:val="17"/>
+              </w:rPr>
+              <w:t>できること</w:t>
+            </w:r>
+          </w:p>
+        </w:tc>
+      </w:tr>
+      <w:tr>
+        <w:tc>
+          <w:tcPr>
+            <w:tcW w:type="dxa" w:w="2466"/>
+            <w:tcBorders>
+              <w:bottom w:val="single" w:sz="4" w:color="D8D2C4"/>
+            </w:tcBorders>
+          </w:tcPr>
+          <w:p>
+            <w:pPr>
+              <w:spacing w:before="40" w:after="40" w:line="348" w:lineRule="auto"/>
+            </w:pPr>
+            <w:r/>
+            <w:r>
+              <w:rPr>
+                <w:rFonts w:ascii="Hiragino Mincho ProN" w:hAnsi="Hiragino Mincho ProN" w:eastAsia="Hiragino Mincho ProN"/>
+                <w:b/>
+                <w:sz w:val="19"/>
+              </w:rPr>
+              <w:t>宿老</w:t>
+            </w:r>
+          </w:p>
+        </w:tc>
+        <w:tc>
+          <w:tcPr>
+            <w:tcW w:type="dxa" w:w="2466"/>
+            <w:tcBorders>
+              <w:bottom w:val="single" w:sz="4" w:color="D8D2C4"/>
+            </w:tcBorders>
+          </w:tcPr>
+          <w:p>
+            <w:pPr>
+              <w:spacing w:before="40" w:after="40" w:line="348" w:lineRule="auto"/>
+            </w:pPr>
+            <w:r/>
+            <w:r>
+              <w:rPr>
+                <w:rFonts w:ascii="Hiragino Mincho ProN" w:hAnsi="Hiragino Mincho ProN" w:eastAsia="Hiragino Mincho ProN"/>
+                <w:color w:val="4A4640"/>
+                <w:sz w:val="19"/>
+              </w:rPr>
+              <w:t>二万石以上</w:t>
+            </w:r>
+          </w:p>
+        </w:tc>
+        <w:tc>
+          <w:tcPr>
+            <w:tcW w:type="dxa" w:w="2466"/>
+            <w:tcBorders>
+              <w:bottom w:val="single" w:sz="4" w:color="D8D2C4"/>
+            </w:tcBorders>
+          </w:tcPr>
+          <w:p>
+            <w:pPr>
+              <w:spacing w:before="40" w:after="40" w:line="348" w:lineRule="auto"/>
+            </w:pPr>
+            <w:r/>
+            <w:r>
+              <w:rPr>
+                <w:rFonts w:ascii="Hiragino Mincho ProN" w:hAnsi="Hiragino Mincho ProN" w:eastAsia="Hiragino Mincho ProN"/>
+                <w:color w:val="4A4640"/>
+                <w:sz w:val="19"/>
+              </w:rPr>
+              <w:t>四,〇〇〇人</w:t>
+            </w:r>
+          </w:p>
+        </w:tc>
+        <w:tc>
+          <w:tcPr>
+            <w:tcW w:type="dxa" w:w="2466"/>
+            <w:tcBorders>
+              <w:bottom w:val="single" w:sz="4" w:color="D8D2C4"/>
+            </w:tcBorders>
+          </w:tcPr>
+          <w:p>
+            <w:pPr>
+              <w:spacing w:before="40" w:after="40" w:line="348" w:lineRule="auto"/>
+            </w:pPr>
+            <w:r/>
+            <w:r>
+              <w:rPr>
+                <w:rFonts w:ascii="Hiragino Mincho ProN" w:hAnsi="Hiragino Mincho ProN" w:eastAsia="Hiragino Mincho ProN"/>
+                <w:color w:val="4A4640"/>
+                <w:sz w:val="19"/>
+              </w:rPr>
+              <w:t>大名に代わって総大将を務められる</w:t>
+            </w:r>
+          </w:p>
+        </w:tc>
+      </w:tr>
+      <w:tr>
+        <w:tc>
+          <w:tcPr>
+            <w:tcW w:type="dxa" w:w="2466"/>
+            <w:tcBorders>
+              <w:bottom w:val="single" w:sz="4" w:color="D8D2C4"/>
+            </w:tcBorders>
+          </w:tcPr>
+          <w:p>
+            <w:pPr>
+              <w:spacing w:before="40" w:after="40" w:line="348" w:lineRule="auto"/>
+            </w:pPr>
+            <w:r/>
+            <w:r>
+              <w:rPr>
+                <w:rFonts w:ascii="Hiragino Mincho ProN" w:hAnsi="Hiragino Mincho ProN" w:eastAsia="Hiragino Mincho ProN"/>
+                <w:b/>
+                <w:sz w:val="19"/>
+              </w:rPr>
+              <w:t>家老</w:t>
+            </w:r>
+          </w:p>
+        </w:tc>
+        <w:tc>
+          <w:tcPr>
+            <w:tcW w:type="dxa" w:w="2466"/>
+            <w:tcBorders>
+              <w:bottom w:val="single" w:sz="4" w:color="D8D2C4"/>
+            </w:tcBorders>
+          </w:tcPr>
+          <w:p>
+            <w:pPr>
+              <w:spacing w:before="40" w:after="40" w:line="348" w:lineRule="auto"/>
+            </w:pPr>
+            <w:r/>
+            <w:r>
+              <w:rPr>
+                <w:rFonts w:ascii="Hiragino Mincho ProN" w:hAnsi="Hiragino Mincho ProN" w:eastAsia="Hiragino Mincho ProN"/>
+                <w:color w:val="4A4640"/>
+                <w:sz w:val="19"/>
+              </w:rPr>
+              <w:t>八千石以上</w:t>
+            </w:r>
+          </w:p>
+        </w:tc>
+        <w:tc>
+          <w:tcPr>
+            <w:tcW w:type="dxa" w:w="2466"/>
+            <w:tcBorders>
+              <w:bottom w:val="single" w:sz="4" w:color="D8D2C4"/>
+            </w:tcBorders>
+          </w:tcPr>
+          <w:p>
+            <w:pPr>
+              <w:spacing w:before="40" w:after="40" w:line="348" w:lineRule="auto"/>
+            </w:pPr>
+            <w:r/>
+            <w:r>
+              <w:rPr>
+                <w:rFonts w:ascii="Hiragino Mincho ProN" w:hAnsi="Hiragino Mincho ProN" w:eastAsia="Hiragino Mincho ProN"/>
+                <w:color w:val="4A4640"/>
+                <w:sz w:val="19"/>
+              </w:rPr>
+              <w:t>二,五〇〇人</w:t>
+            </w:r>
+          </w:p>
+        </w:tc>
+        <w:tc>
+          <w:tcPr>
+            <w:tcW w:type="dxa" w:w="2466"/>
+            <w:tcBorders>
+              <w:bottom w:val="single" w:sz="4" w:color="D8D2C4"/>
+            </w:tcBorders>
+          </w:tcPr>
+          <w:p>
+            <w:pPr>
+              <w:spacing w:before="40" w:after="40" w:line="348" w:lineRule="auto"/>
+            </w:pPr>
+            <w:r/>
+            <w:r>
+              <w:rPr>
+                <w:rFonts w:ascii="Hiragino Mincho ProN" w:hAnsi="Hiragino Mincho ProN" w:eastAsia="Hiragino Mincho ProN"/>
+                <w:color w:val="4A4640"/>
+                <w:sz w:val="19"/>
+              </w:rPr>
+              <w:t>城を任され、その城の政を執れる</w:t>
+            </w:r>
+          </w:p>
+        </w:tc>
+      </w:tr>
+      <w:tr>
+        <w:tc>
+          <w:tcPr>
+            <w:tcW w:type="dxa" w:w="2466"/>
+            <w:tcBorders>
+              <w:bottom w:val="single" w:sz="4" w:color="D8D2C4"/>
+            </w:tcBorders>
+          </w:tcPr>
+          <w:p>
+            <w:pPr>
+              <w:spacing w:before="40" w:after="40" w:line="348" w:lineRule="auto"/>
+            </w:pPr>
+            <w:r/>
+            <w:r>
+              <w:rPr>
+                <w:rFonts w:ascii="Hiragino Mincho ProN" w:hAnsi="Hiragino Mincho ProN" w:eastAsia="Hiragino Mincho ProN"/>
+                <w:b/>
+                <w:sz w:val="19"/>
+              </w:rPr>
+              <w:t>侍大将</w:t>
+            </w:r>
+          </w:p>
+        </w:tc>
+        <w:tc>
+          <w:tcPr>
+            <w:tcW w:type="dxa" w:w="2466"/>
+            <w:tcBorders>
+              <w:bottom w:val="single" w:sz="4" w:color="D8D2C4"/>
+            </w:tcBorders>
+          </w:tcPr>
+          <w:p>
+            <w:pPr>
+              <w:spacing w:before="40" w:after="40" w:line="348" w:lineRule="auto"/>
+            </w:pPr>
+            <w:r/>
+            <w:r>
+              <w:rPr>
+                <w:rFonts w:ascii="Hiragino Mincho ProN" w:hAnsi="Hiragino Mincho ProN" w:eastAsia="Hiragino Mincho ProN"/>
+                <w:color w:val="4A4640"/>
+                <w:sz w:val="19"/>
+              </w:rPr>
+              <w:t>二千五百石以上</w:t>
+            </w:r>
+          </w:p>
+        </w:tc>
+        <w:tc>
+          <w:tcPr>
+            <w:tcW w:type="dxa" w:w="2466"/>
+            <w:tcBorders>
+              <w:bottom w:val="single" w:sz="4" w:color="D8D2C4"/>
+            </w:tcBorders>
+          </w:tcPr>
+          <w:p>
+            <w:pPr>
+              <w:spacing w:before="40" w:after="40" w:line="348" w:lineRule="auto"/>
+            </w:pPr>
+            <w:r/>
+            <w:r>
+              <w:rPr>
+                <w:rFonts w:ascii="Hiragino Mincho ProN" w:hAnsi="Hiragino Mincho ProN" w:eastAsia="Hiragino Mincho ProN"/>
+                <w:color w:val="4A4640"/>
+                <w:sz w:val="19"/>
+              </w:rPr>
+              <w:t>一,六〇〇人</w:t>
+            </w:r>
+          </w:p>
+        </w:tc>
+        <w:tc>
+          <w:tcPr>
+            <w:tcW w:type="dxa" w:w="2466"/>
+            <w:tcBorders>
+              <w:bottom w:val="single" w:sz="4" w:color="D8D2C4"/>
+            </w:tcBorders>
+          </w:tcPr>
+          <w:p>
+            <w:pPr>
+              <w:spacing w:before="40" w:after="40" w:line="348" w:lineRule="auto"/>
+            </w:pPr>
+            <w:r/>
+            <w:r>
+              <w:rPr>
+                <w:rFonts w:ascii="Hiragino Mincho ProN" w:hAnsi="Hiragino Mincho ProN" w:eastAsia="Hiragino Mincho ProN"/>
+                <w:color w:val="4A4640"/>
+                <w:sz w:val="19"/>
+              </w:rPr>
+              <w:t>千人を超える隊を率いられる</w:t>
+            </w:r>
+          </w:p>
+        </w:tc>
+      </w:tr>
+      <w:tr>
+        <w:tc>
+          <w:tcPr>
+            <w:tcW w:type="dxa" w:w="2466"/>
+            <w:tcBorders>
+              <w:bottom w:val="single" w:sz="4" w:color="D8D2C4"/>
+            </w:tcBorders>
+          </w:tcPr>
+          <w:p>
+            <w:pPr>
+              <w:spacing w:before="40" w:after="40" w:line="348" w:lineRule="auto"/>
+            </w:pPr>
+            <w:r/>
+            <w:r>
+              <w:rPr>
+                <w:rFonts w:ascii="Hiragino Mincho ProN" w:hAnsi="Hiragino Mincho ProN" w:eastAsia="Hiragino Mincho ProN"/>
+                <w:b/>
+                <w:sz w:val="19"/>
+              </w:rPr>
+              <w:t>物頭</w:t>
+            </w:r>
+          </w:p>
+        </w:tc>
+        <w:tc>
+          <w:tcPr>
+            <w:tcW w:type="dxa" w:w="2466"/>
+            <w:tcBorders>
+              <w:bottom w:val="single" w:sz="4" w:color="D8D2C4"/>
+            </w:tcBorders>
+          </w:tcPr>
+          <w:p>
+            <w:pPr>
+              <w:spacing w:before="40" w:after="40" w:line="348" w:lineRule="auto"/>
+            </w:pPr>
+            <w:r/>
+            <w:r>
+              <w:rPr>
+                <w:rFonts w:ascii="Hiragino Mincho ProN" w:hAnsi="Hiragino Mincho ProN" w:eastAsia="Hiragino Mincho ProN"/>
+                <w:color w:val="4A4640"/>
+                <w:sz w:val="19"/>
+              </w:rPr>
+              <w:t>それ未満</w:t>
+            </w:r>
+          </w:p>
+        </w:tc>
+        <w:tc>
+          <w:tcPr>
+            <w:tcW w:type="dxa" w:w="2466"/>
+            <w:tcBorders>
+              <w:bottom w:val="single" w:sz="4" w:color="D8D2C4"/>
+            </w:tcBorders>
+          </w:tcPr>
+          <w:p>
+            <w:pPr>
+              <w:spacing w:before="40" w:after="40" w:line="348" w:lineRule="auto"/>
+            </w:pPr>
+            <w:r/>
+            <w:r>
+              <w:rPr>
+                <w:rFonts w:ascii="Hiragino Mincho ProN" w:hAnsi="Hiragino Mincho ProN" w:eastAsia="Hiragino Mincho ProN"/>
+                <w:color w:val="4A4640"/>
+                <w:sz w:val="19"/>
+              </w:rPr>
+              <w:t>五〇〇人</w:t>
+            </w:r>
+          </w:p>
+        </w:tc>
+        <w:tc>
+          <w:tcPr>
+            <w:tcW w:type="dxa" w:w="2466"/>
+            <w:tcBorders>
+              <w:bottom w:val="single" w:sz="4" w:color="D8D2C4"/>
+            </w:tcBorders>
+          </w:tcPr>
+          <w:p>
+            <w:pPr>
+              <w:spacing w:before="40" w:after="40" w:line="348" w:lineRule="auto"/>
+            </w:pPr>
+            <w:r/>
+            <w:r>
+              <w:rPr>
+                <w:rFonts w:ascii="Hiragino Mincho ProN" w:hAnsi="Hiragino Mincho ProN" w:eastAsia="Hiragino Mincho ProN"/>
+                <w:color w:val="4A4640"/>
+                <w:sz w:val="19"/>
+              </w:rPr>
+              <w:t>五百人までの隊を預かる</w:t>
+            </w:r>
+          </w:p>
+        </w:tc>
+      </w:tr>
+    </w:tbl>
+    <w:p>
+      <w:pPr>
+        <w:spacing w:after="60"/>
+      </w:pPr>
+    </w:p>
+    <w:p>
+      <w:pPr>
+        <w:pStyle w:val="ListBullet"/>
+        <w:spacing w:after="40" w:line="360" w:lineRule="auto"/>
+      </w:pPr>
+      <w:r>
+        <w:rPr>
+          <w:rFonts w:ascii="Hiragino Mincho ProN" w:hAnsi="Hiragino Mincho ProN" w:eastAsia="Hiragino Mincho ProN"/>
+          <w:sz w:val="20"/>
+        </w:rPr>
+        <w:t>当主に限りは無い。ただし幼い当主は自ら率いられず、八百人までとなる（後見が代わって率いる）</w:t>
+      </w:r>
+    </w:p>
+    <w:p>
+      <w:pPr>
+        <w:pStyle w:val="ListBullet"/>
+        <w:spacing w:after="40" w:line="360" w:lineRule="auto"/>
+      </w:pPr>
+      <w:r>
+        <w:rPr>
+          <w:rFonts w:ascii="Hiragino Mincho ProN" w:hAnsi="Hiragino Mincho ProN" w:eastAsia="Hiragino Mincho ProN"/>
+          <w:sz w:val="20"/>
+        </w:rPr>
+        <w:t>大軍を動かすには、まず人を引き上げねばならない。知行を配ることが、そのまま軍の大きさになる</w:t>
+      </w:r>
+    </w:p>
+    <w:p>
+      <w:pPr>
+        <w:spacing w:before="240" w:after="60"/>
+      </w:pPr>
+      <w:r>
+        <w:rPr>
+          <w:rFonts w:ascii="Hiragino Sans" w:hAnsi="Hiragino Sans" w:eastAsia="Hiragino Sans"/>
+          <w:b/>
+          <w:color w:val="4A4640"/>
+          <w:sz w:val="23"/>
+          <w:spacing w:val="24"/>
+        </w:rPr>
+        <w:t>守るに要る兵の決まり方</w:t>
+      </w:r>
+    </w:p>
+    <w:p>
+      <w:pPr>
+        <w:spacing w:before="0" w:after="100"/>
+        <w:jc w:val="both"/>
+      </w:pPr>
+      <w:r>
+        <w:rPr>
+          <w:rFonts w:ascii="Hiragino Mincho ProN" w:hAnsi="Hiragino Mincho ProN" w:eastAsia="Hiragino Mincho ProN"/>
+          <w:b w:val="0"/>
+          <w:color w:val="26262A"/>
+          <w:sz w:val="21"/>
+        </w:rPr>
+        <w:t>城を守るに要る兵は目安であって、縛りではない。ただし援軍を出せるか、采配が出陣するかは、この数を引いた残りで判ずる。</w:t>
+      </w:r>
+    </w:p>
+    <w:p>
+      <w:pPr>
+        <w:spacing w:before="0" w:after="100"/>
+        <w:jc w:val="both"/>
+      </w:pPr>
+      <w:r>
+        <w:rPr>
+          <w:rFonts w:ascii="Hiragino Mincho ProN" w:hAnsi="Hiragino Mincho ProN" w:eastAsia="Hiragino Mincho ProN"/>
+          <w:b w:val="0"/>
+          <w:color w:val="26262A"/>
+          <w:sz w:val="21"/>
+        </w:rPr>
+        <w:t>決め方は二段である。壁の要りがその城の身代に見合っていれば、そのまま用いる。見合わなければ、身代のほうで量り直す。</w:t>
+      </w:r>
+    </w:p>
+    <w:tbl>
+      <w:tblPr>
+        <w:tblStyle w:val="TableGrid"/>
+        <w:tblW w:type="auto" w:w="0"/>
+        <w:jc w:val="left"/>
+        <w:tblLook w:firstColumn="1" w:firstRow="1" w:lastColumn="0" w:lastRow="0" w:noHBand="0" w:noVBand="1" w:val="04A0"/>
+      </w:tblPr>
+      <w:tblGrid>
+        <w:gridCol w:w="3289"/>
+        <w:gridCol w:w="3289"/>
+        <w:gridCol w:w="3289"/>
+      </w:tblGrid>
+      <w:tr>
+        <w:tc>
+          <w:tcPr>
+            <w:tcW w:type="dxa" w:w="3289"/>
+            <w:tcBorders>
+              <w:bottom w:val="single" w:sz="8" w:color="26262A"/>
+            </w:tcBorders>
+          </w:tcPr>
+          <w:p>
+            <w:pPr>
+              <w:spacing w:after="40"/>
+            </w:pPr>
+            <w:r/>
+            <w:r>
+              <w:rPr>
+                <w:rFonts w:ascii="Hiragino Sans" w:hAnsi="Hiragino Sans" w:eastAsia="Hiragino Sans"/>
+                <w:b/>
+                <w:color w:val="6E6A62"/>
+                <w:sz w:val="17"/>
+              </w:rPr>
+              <w:t>段</w:t>
+            </w:r>
+          </w:p>
+        </w:tc>
+        <w:tc>
+          <w:tcPr>
+            <w:tcW w:type="dxa" w:w="3289"/>
+            <w:tcBorders>
+              <w:bottom w:val="single" w:sz="8" w:color="26262A"/>
+            </w:tcBorders>
+          </w:tcPr>
+          <w:p>
+            <w:pPr>
+              <w:spacing w:after="40"/>
+            </w:pPr>
+            <w:r/>
+            <w:r>
+              <w:rPr>
+                <w:rFonts w:ascii="Hiragino Sans" w:hAnsi="Hiragino Sans" w:eastAsia="Hiragino Sans"/>
+                <w:b/>
+                <w:color w:val="6E6A62"/>
+                <w:sz w:val="17"/>
+              </w:rPr>
+              <w:t>決め方</w:t>
+            </w:r>
+          </w:p>
+        </w:tc>
+        <w:tc>
+          <w:tcPr>
+            <w:tcW w:type="dxa" w:w="3289"/>
+            <w:tcBorders>
+              <w:bottom w:val="single" w:sz="8" w:color="26262A"/>
+            </w:tcBorders>
+          </w:tcPr>
+          <w:p>
+            <w:pPr>
+              <w:spacing w:after="40"/>
+            </w:pPr>
+            <w:r/>
+            <w:r>
+              <w:rPr>
+                <w:rFonts w:ascii="Hiragino Sans" w:hAnsi="Hiragino Sans" w:eastAsia="Hiragino Sans"/>
+                <w:b/>
+                <w:color w:val="6E6A62"/>
+                <w:sz w:val="17"/>
+              </w:rPr>
+              <w:t>効く城</w:t>
+            </w:r>
+          </w:p>
+        </w:tc>
+      </w:tr>
+      <w:tr>
+        <w:tc>
+          <w:tcPr>
+            <w:tcW w:type="dxa" w:w="3289"/>
+            <w:tcBorders>
+              <w:bottom w:val="single" w:sz="4" w:color="D8D2C4"/>
+            </w:tcBorders>
+          </w:tcPr>
+          <w:p>
+            <w:pPr>
+              <w:spacing w:before="40" w:after="40" w:line="348" w:lineRule="auto"/>
+            </w:pPr>
+            <w:r/>
+            <w:r>
+              <w:rPr>
+                <w:rFonts w:ascii="Hiragino Mincho ProN" w:hAnsi="Hiragino Mincho ProN" w:eastAsia="Hiragino Mincho ProN"/>
+                <w:b/>
+                <w:sz w:val="19"/>
+              </w:rPr>
+              <w:t>壁の要り</w:t>
+            </w:r>
+          </w:p>
+        </w:tc>
+        <w:tc>
+          <w:tcPr>
+            <w:tcW w:type="dxa" w:w="3289"/>
+            <w:tcBorders>
+              <w:bottom w:val="single" w:sz="4" w:color="D8D2C4"/>
+            </w:tcBorders>
+          </w:tcPr>
+          <w:p>
+            <w:pPr>
+              <w:spacing w:before="40" w:after="40" w:line="348" w:lineRule="auto"/>
+            </w:pPr>
+            <w:r/>
+            <w:r>
+              <w:rPr>
+                <w:rFonts w:ascii="Hiragino Mincho ProN" w:hAnsi="Hiragino Mincho ProN" w:eastAsia="Hiragino Mincho ProN"/>
+                <w:color w:val="4A4640"/>
+                <w:sz w:val="19"/>
+              </w:rPr>
+              <w:t>防備×十 ＋（百−民忠）×五</w:t>
+            </w:r>
+          </w:p>
+        </w:tc>
+        <w:tc>
+          <w:tcPr>
+            <w:tcW w:type="dxa" w:w="3289"/>
+            <w:tcBorders>
+              <w:bottom w:val="single" w:sz="4" w:color="D8D2C4"/>
+            </w:tcBorders>
+          </w:tcPr>
+          <w:p>
+            <w:pPr>
+              <w:spacing w:before="40" w:after="40" w:line="348" w:lineRule="auto"/>
+            </w:pPr>
+            <w:r/>
+            <w:r>
+              <w:rPr>
+                <w:rFonts w:ascii="Hiragino Mincho ProN" w:hAnsi="Hiragino Mincho ProN" w:eastAsia="Hiragino Mincho ProN"/>
+                <w:color w:val="4A4640"/>
+                <w:sz w:val="19"/>
+              </w:rPr>
+              <w:t>身代に見合う城（百四十一城）</w:t>
+            </w:r>
+          </w:p>
+        </w:tc>
+      </w:tr>
+      <w:tr>
+        <w:tc>
+          <w:tcPr>
+            <w:tcW w:type="dxa" w:w="3289"/>
+            <w:tcBorders>
+              <w:bottom w:val="single" w:sz="4" w:color="D8D2C4"/>
+            </w:tcBorders>
+          </w:tcPr>
+          <w:p>
+            <w:pPr>
+              <w:spacing w:before="40" w:after="40" w:line="348" w:lineRule="auto"/>
+            </w:pPr>
+            <w:r/>
+            <w:r>
+              <w:rPr>
+                <w:rFonts w:ascii="Hiragino Mincho ProN" w:hAnsi="Hiragino Mincho ProN" w:eastAsia="Hiragino Mincho ProN"/>
+                <w:b/>
+                <w:sz w:val="19"/>
+              </w:rPr>
+              <w:t>身代なり</w:t>
+            </w:r>
+          </w:p>
+        </w:tc>
+        <w:tc>
+          <w:tcPr>
+            <w:tcW w:type="dxa" w:w="3289"/>
+            <w:tcBorders>
+              <w:bottom w:val="single" w:sz="4" w:color="D8D2C4"/>
+            </w:tcBorders>
+          </w:tcPr>
+          <w:p>
+            <w:pPr>
+              <w:spacing w:before="40" w:after="40" w:line="348" w:lineRule="auto"/>
+            </w:pPr>
+            <w:r/>
+            <w:r>
+              <w:rPr>
+                <w:rFonts w:ascii="Hiragino Mincho ProN" w:hAnsi="Hiragino Mincho ProN" w:eastAsia="Hiragino Mincho ProN"/>
+                <w:color w:val="4A4640"/>
+                <w:sz w:val="19"/>
+              </w:rPr>
+              <w:t>平時の軍役 × 割（防備と民忠で〇.一二〜〇.五五）</w:t>
+            </w:r>
+          </w:p>
+        </w:tc>
+        <w:tc>
+          <w:tcPr>
+            <w:tcW w:type="dxa" w:w="3289"/>
+            <w:tcBorders>
+              <w:bottom w:val="single" w:sz="4" w:color="D8D2C4"/>
+            </w:tcBorders>
+          </w:tcPr>
+          <w:p>
+            <w:pPr>
+              <w:spacing w:before="40" w:after="40" w:line="348" w:lineRule="auto"/>
+            </w:pPr>
+            <w:r/>
+            <w:r>
+              <w:rPr>
+                <w:rFonts w:ascii="Hiragino Mincho ProN" w:hAnsi="Hiragino Mincho ProN" w:eastAsia="Hiragino Mincho ProN"/>
+                <w:color w:val="4A4640"/>
+                <w:sz w:val="19"/>
+              </w:rPr>
+              <w:t>壁の要りが軍役の半ばを超える城（百三十城）</w:t>
+            </w:r>
+          </w:p>
+        </w:tc>
+      </w:tr>
+    </w:tbl>
+    <w:p>
+      <w:pPr>
+        <w:spacing w:after="60"/>
+      </w:pPr>
+    </w:p>
+    <w:p>
+      <w:pPr>
+        <w:pStyle w:val="ListBullet"/>
+        <w:spacing w:after="40" w:line="360" w:lineRule="auto"/>
+      </w:pPr>
+      <w:r>
+        <w:rPr>
+          <w:rFonts w:ascii="Hiragino Mincho ProN" w:hAnsi="Hiragino Mincho ProN" w:eastAsia="Hiragino Mincho ProN"/>
+          <w:sz w:val="20"/>
+        </w:rPr>
+        <w:t>壁の要りだけで決めていたころは、二百七十一城のうち七十九城が、居る兵より多くの守兵を求められていた</w:t>
+      </w:r>
+    </w:p>
+    <w:p>
+      <w:pPr>
+        <w:pStyle w:val="ListBullet"/>
+        <w:spacing w:after="40" w:line="360" w:lineRule="auto"/>
+      </w:pPr>
+      <w:r>
+        <w:rPr>
+          <w:rFonts w:ascii="Hiragino Mincho ProN" w:hAnsi="Hiragino Mincho ProN" w:eastAsia="Hiragino Mincho ProN"/>
+          <w:sz w:val="20"/>
+        </w:rPr>
+        <w:t>香宗城は城兵九十二に守り五百六十、岡豊城は百九十九に六百四十。これでは本拠から一兵も動かせない</w:t>
+      </w:r>
+    </w:p>
+    <w:p>
+      <w:pPr>
+        <w:pStyle w:val="ListBullet"/>
+        <w:spacing w:after="40" w:line="360" w:lineRule="auto"/>
+      </w:pPr>
+      <w:r>
+        <w:rPr>
+          <w:rFonts w:ascii="Hiragino Mincho ProN" w:hAnsi="Hiragino Mincho ProN" w:eastAsia="Hiragino Mincho ProN"/>
+          <w:sz w:val="20"/>
+        </w:rPr>
+        <w:t>小田原・那古野・清洲・一乗谷といった大城は、元のまま据え置かれている</w:t>
+      </w:r>
+    </w:p>
+    <w:p>
+      <w:pPr>
+        <w:spacing w:before="240" w:after="60"/>
+      </w:pPr>
+      <w:r>
+        <w:rPr>
+          <w:rFonts w:ascii="Hiragino Sans" w:hAnsi="Hiragino Sans" w:eastAsia="Hiragino Sans"/>
+          <w:b/>
+          <w:color w:val="4A4640"/>
+          <w:sz w:val="23"/>
+          <w:spacing w:val="24"/>
+        </w:rPr>
         <w:t>銭と兵糧</w:t>
       </w:r>
     </w:p>
@@ -3840,6 +5720,383 @@
           <w:sz w:val="20"/>
         </w:rPr>
         <w:t>旗の下の家は貢を納める（従属は四分の一、臣従は四割）</w:t>
+      </w:r>
+    </w:p>
+    <w:p>
+      <w:pPr>
+        <w:spacing w:before="240" w:after="60"/>
+      </w:pPr>
+      <w:r>
+        <w:rPr>
+          <w:rFonts w:ascii="Hiragino Sans" w:hAnsi="Hiragino Sans" w:eastAsia="Hiragino Sans"/>
+          <w:b/>
+          <w:color w:val="4A4640"/>
+          <w:sz w:val="23"/>
+          <w:spacing w:val="24"/>
+        </w:rPr>
+        <w:t>商人</w:t>
+      </w:r>
+    </w:p>
+    <w:p>
+      <w:pPr>
+        <w:spacing w:before="0" w:after="100"/>
+        <w:jc w:val="both"/>
+      </w:pPr>
+      <w:r>
+        <w:rPr>
+          <w:rFonts w:ascii="Hiragino Mincho ProN" w:hAnsi="Hiragino Mincho ProN" w:eastAsia="Hiragino Mincho ProN"/>
+          <w:b w:val="0"/>
+          <w:color w:val="26262A"/>
+          <w:sz w:val="21"/>
+        </w:rPr>
+        <w:t>城下に市が立つ。兵糧・馬・鉄砲を金で売り買いできる。槍と弓は村々の百姓が自前で携えて出るので、ここでは商わない。</w:t>
+      </w:r>
+    </w:p>
+    <w:p>
+      <w:pPr>
+        <w:spacing w:before="0" w:after="100"/>
+        <w:jc w:val="both"/>
+      </w:pPr>
+      <w:r>
+        <w:rPr>
+          <w:rFonts w:ascii="Hiragino Mincho ProN" w:hAnsi="Hiragino Mincho ProN" w:eastAsia="Hiragino Mincho ProN"/>
+          <w:b w:val="0"/>
+          <w:color w:val="26262A"/>
+          <w:sz w:val="21"/>
+        </w:rPr>
+        <w:t>値は月で動く。取り入れのあとの兵糧は安く、端境には高い。商いの栄えた城ほど諸国の品が集まるので、買値が安く済む（最も栄えた城で一割八分安い）。</w:t>
+      </w:r>
+    </w:p>
+    <w:tbl>
+      <w:tblPr>
+        <w:tblStyle w:val="TableGrid"/>
+        <w:tblW w:type="auto" w:w="0"/>
+        <w:jc w:val="left"/>
+        <w:tblLook w:firstColumn="1" w:firstRow="1" w:lastColumn="0" w:lastRow="0" w:noHBand="0" w:noVBand="1" w:val="04A0"/>
+      </w:tblPr>
+      <w:tblGrid>
+        <w:gridCol w:w="3289"/>
+        <w:gridCol w:w="3289"/>
+        <w:gridCol w:w="3289"/>
+      </w:tblGrid>
+      <w:tr>
+        <w:tc>
+          <w:tcPr>
+            <w:tcW w:type="dxa" w:w="3289"/>
+            <w:tcBorders>
+              <w:bottom w:val="single" w:sz="8" w:color="26262A"/>
+            </w:tcBorders>
+          </w:tcPr>
+          <w:p>
+            <w:pPr>
+              <w:spacing w:after="40"/>
+            </w:pPr>
+            <w:r/>
+            <w:r>
+              <w:rPr>
+                <w:rFonts w:ascii="Hiragino Sans" w:hAnsi="Hiragino Sans" w:eastAsia="Hiragino Sans"/>
+                <w:b/>
+                <w:color w:val="6E6A62"/>
+                <w:sz w:val="17"/>
+              </w:rPr>
+              <w:t>品</w:t>
+            </w:r>
+          </w:p>
+        </w:tc>
+        <w:tc>
+          <w:tcPr>
+            <w:tcW w:type="dxa" w:w="3289"/>
+            <w:tcBorders>
+              <w:bottom w:val="single" w:sz="8" w:color="26262A"/>
+            </w:tcBorders>
+          </w:tcPr>
+          <w:p>
+            <w:pPr>
+              <w:spacing w:after="40"/>
+            </w:pPr>
+            <w:r/>
+            <w:r>
+              <w:rPr>
+                <w:rFonts w:ascii="Hiragino Sans" w:hAnsi="Hiragino Sans" w:eastAsia="Hiragino Sans"/>
+                <w:b/>
+                <w:color w:val="6E6A62"/>
+                <w:sz w:val="17"/>
+              </w:rPr>
+              <w:t>基の値</w:t>
+            </w:r>
+          </w:p>
+        </w:tc>
+        <w:tc>
+          <w:tcPr>
+            <w:tcW w:type="dxa" w:w="3289"/>
+            <w:tcBorders>
+              <w:bottom w:val="single" w:sz="8" w:color="26262A"/>
+            </w:tcBorders>
+          </w:tcPr>
+          <w:p>
+            <w:pPr>
+              <w:spacing w:after="40"/>
+            </w:pPr>
+            <w:r/>
+            <w:r>
+              <w:rPr>
+                <w:rFonts w:ascii="Hiragino Sans" w:hAnsi="Hiragino Sans" w:eastAsia="Hiragino Sans"/>
+                <w:b/>
+                <w:color w:val="6E6A62"/>
+                <w:sz w:val="17"/>
+              </w:rPr>
+              <w:t>刻み</w:t>
+            </w:r>
+          </w:p>
+        </w:tc>
+      </w:tr>
+      <w:tr>
+        <w:tc>
+          <w:tcPr>
+            <w:tcW w:type="dxa" w:w="3289"/>
+            <w:tcBorders>
+              <w:bottom w:val="single" w:sz="4" w:color="D8D2C4"/>
+            </w:tcBorders>
+          </w:tcPr>
+          <w:p>
+            <w:pPr>
+              <w:spacing w:before="40" w:after="40" w:line="348" w:lineRule="auto"/>
+            </w:pPr>
+            <w:r/>
+            <w:r>
+              <w:rPr>
+                <w:rFonts w:ascii="Hiragino Mincho ProN" w:hAnsi="Hiragino Mincho ProN" w:eastAsia="Hiragino Mincho ProN"/>
+                <w:b/>
+                <w:sz w:val="19"/>
+              </w:rPr>
+              <w:t>兵糧</w:t>
+            </w:r>
+          </w:p>
+        </w:tc>
+        <w:tc>
+          <w:tcPr>
+            <w:tcW w:type="dxa" w:w="3289"/>
+            <w:tcBorders>
+              <w:bottom w:val="single" w:sz="4" w:color="D8D2C4"/>
+            </w:tcBorders>
+          </w:tcPr>
+          <w:p>
+            <w:pPr>
+              <w:spacing w:before="40" w:after="40" w:line="348" w:lineRule="auto"/>
+            </w:pPr>
+            <w:r/>
+            <w:r>
+              <w:rPr>
+                <w:rFonts w:ascii="Hiragino Mincho ProN" w:hAnsi="Hiragino Mincho ProN" w:eastAsia="Hiragino Mincho ProN"/>
+                <w:color w:val="4A4640"/>
+                <w:sz w:val="19"/>
+              </w:rPr>
+              <w:t>千石につき二十四貫</w:t>
+            </w:r>
+          </w:p>
+        </w:tc>
+        <w:tc>
+          <w:tcPr>
+            <w:tcW w:type="dxa" w:w="3289"/>
+            <w:tcBorders>
+              <w:bottom w:val="single" w:sz="4" w:color="D8D2C4"/>
+            </w:tcBorders>
+          </w:tcPr>
+          <w:p>
+            <w:pPr>
+              <w:spacing w:before="40" w:after="40" w:line="348" w:lineRule="auto"/>
+            </w:pPr>
+            <w:r/>
+            <w:r>
+              <w:rPr>
+                <w:rFonts w:ascii="Hiragino Mincho ProN" w:hAnsi="Hiragino Mincho ProN" w:eastAsia="Hiragino Mincho ProN"/>
+                <w:color w:val="4A4640"/>
+                <w:sz w:val="19"/>
+              </w:rPr>
+              <w:t>千・五千・二万石</w:t>
+            </w:r>
+          </w:p>
+        </w:tc>
+      </w:tr>
+      <w:tr>
+        <w:tc>
+          <w:tcPr>
+            <w:tcW w:type="dxa" w:w="3289"/>
+            <w:tcBorders>
+              <w:bottom w:val="single" w:sz="4" w:color="D8D2C4"/>
+            </w:tcBorders>
+          </w:tcPr>
+          <w:p>
+            <w:pPr>
+              <w:spacing w:before="40" w:after="40" w:line="348" w:lineRule="auto"/>
+            </w:pPr>
+            <w:r/>
+            <w:r>
+              <w:rPr>
+                <w:rFonts w:ascii="Hiragino Mincho ProN" w:hAnsi="Hiragino Mincho ProN" w:eastAsia="Hiragino Mincho ProN"/>
+                <w:b/>
+                <w:sz w:val="19"/>
+              </w:rPr>
+              <w:t>馬</w:t>
+            </w:r>
+          </w:p>
+        </w:tc>
+        <w:tc>
+          <w:tcPr>
+            <w:tcW w:type="dxa" w:w="3289"/>
+            <w:tcBorders>
+              <w:bottom w:val="single" w:sz="4" w:color="D8D2C4"/>
+            </w:tcBorders>
+          </w:tcPr>
+          <w:p>
+            <w:pPr>
+              <w:spacing w:before="40" w:after="40" w:line="348" w:lineRule="auto"/>
+            </w:pPr>
+            <w:r/>
+            <w:r>
+              <w:rPr>
+                <w:rFonts w:ascii="Hiragino Mincho ProN" w:hAnsi="Hiragino Mincho ProN" w:eastAsia="Hiragino Mincho ProN"/>
+                <w:color w:val="4A4640"/>
+                <w:sz w:val="19"/>
+              </w:rPr>
+              <w:t>一頭 二.六貫</w:t>
+            </w:r>
+          </w:p>
+        </w:tc>
+        <w:tc>
+          <w:tcPr>
+            <w:tcW w:type="dxa" w:w="3289"/>
+            <w:tcBorders>
+              <w:bottom w:val="single" w:sz="4" w:color="D8D2C4"/>
+            </w:tcBorders>
+          </w:tcPr>
+          <w:p>
+            <w:pPr>
+              <w:spacing w:before="40" w:after="40" w:line="348" w:lineRule="auto"/>
+            </w:pPr>
+            <w:r/>
+            <w:r>
+              <w:rPr>
+                <w:rFonts w:ascii="Hiragino Mincho ProN" w:hAnsi="Hiragino Mincho ProN" w:eastAsia="Hiragino Mincho ProN"/>
+                <w:color w:val="4A4640"/>
+                <w:sz w:val="19"/>
+              </w:rPr>
+              <w:t>十・五十・二百頭</w:t>
+            </w:r>
+          </w:p>
+        </w:tc>
+      </w:tr>
+      <w:tr>
+        <w:tc>
+          <w:tcPr>
+            <w:tcW w:type="dxa" w:w="3289"/>
+            <w:tcBorders>
+              <w:bottom w:val="single" w:sz="4" w:color="D8D2C4"/>
+            </w:tcBorders>
+          </w:tcPr>
+          <w:p>
+            <w:pPr>
+              <w:spacing w:before="40" w:after="40" w:line="348" w:lineRule="auto"/>
+            </w:pPr>
+            <w:r/>
+            <w:r>
+              <w:rPr>
+                <w:rFonts w:ascii="Hiragino Mincho ProN" w:hAnsi="Hiragino Mincho ProN" w:eastAsia="Hiragino Mincho ProN"/>
+                <w:b/>
+                <w:sz w:val="19"/>
+              </w:rPr>
+              <w:t>鉄砲</w:t>
+            </w:r>
+          </w:p>
+        </w:tc>
+        <w:tc>
+          <w:tcPr>
+            <w:tcW w:type="dxa" w:w="3289"/>
+            <w:tcBorders>
+              <w:bottom w:val="single" w:sz="4" w:color="D8D2C4"/>
+            </w:tcBorders>
+          </w:tcPr>
+          <w:p>
+            <w:pPr>
+              <w:spacing w:before="40" w:after="40" w:line="348" w:lineRule="auto"/>
+            </w:pPr>
+            <w:r/>
+            <w:r>
+              <w:rPr>
+                <w:rFonts w:ascii="Hiragino Mincho ProN" w:hAnsi="Hiragino Mincho ProN" w:eastAsia="Hiragino Mincho ProN"/>
+                <w:color w:val="4A4640"/>
+                <w:sz w:val="19"/>
+              </w:rPr>
+              <w:t>一挺 二十四貫</w:t>
+            </w:r>
+          </w:p>
+        </w:tc>
+        <w:tc>
+          <w:tcPr>
+            <w:tcW w:type="dxa" w:w="3289"/>
+            <w:tcBorders>
+              <w:bottom w:val="single" w:sz="4" w:color="D8D2C4"/>
+            </w:tcBorders>
+          </w:tcPr>
+          <w:p>
+            <w:pPr>
+              <w:spacing w:before="40" w:after="40" w:line="348" w:lineRule="auto"/>
+            </w:pPr>
+            <w:r/>
+            <w:r>
+              <w:rPr>
+                <w:rFonts w:ascii="Hiragino Mincho ProN" w:hAnsi="Hiragino Mincho ProN" w:eastAsia="Hiragino Mincho ProN"/>
+                <w:color w:val="4A4640"/>
+                <w:sz w:val="19"/>
+              </w:rPr>
+              <w:t>五・二十・五十挺</w:t>
+            </w:r>
+          </w:p>
+        </w:tc>
+      </w:tr>
+    </w:tbl>
+    <w:p>
+      <w:pPr>
+        <w:spacing w:after="60"/>
+      </w:pPr>
+    </w:p>
+    <w:p>
+      <w:pPr>
+        <w:pStyle w:val="ListBullet"/>
+        <w:spacing w:after="40" w:line="360" w:lineRule="auto"/>
+      </w:pPr>
+      <w:r>
+        <w:rPr>
+          <w:rFonts w:ascii="Hiragino Mincho ProN" w:hAnsi="Hiragino Mincho ProN" w:eastAsia="Hiragino Mincho ProN"/>
+          <w:sz w:val="20"/>
+        </w:rPr>
+        <w:t>売るときは商人の口銭を引かれる。売値は買値の六割二分であるから、買ってすぐ売れば損をする</w:t>
+      </w:r>
+    </w:p>
+    <w:p>
+      <w:pPr>
+        <w:pStyle w:val="ListBullet"/>
+        <w:spacing w:after="40" w:line="360" w:lineRule="auto"/>
+      </w:pPr>
+      <w:r>
+        <w:rPr>
+          <w:rFonts w:ascii="Hiragino Mincho ProN" w:hAnsi="Hiragino Mincho ProN" w:eastAsia="Hiragino Mincho ProN"/>
+          <w:sz w:val="20"/>
+        </w:rPr>
+        <w:t>鉄砲の値は年で下がる。伝来から時が経つほど国内で作られるようになる</w:t>
+      </w:r>
+    </w:p>
+    <w:p>
+      <w:pPr>
+        <w:pStyle w:val="ListBullet"/>
+        <w:spacing w:after="40" w:line="360" w:lineRule="auto"/>
+      </w:pPr>
+      <w:r>
+        <w:rPr>
+          <w:rFonts w:ascii="Hiragino Mincho ProN" w:hAnsi="Hiragino Mincho ProN" w:eastAsia="Hiragino Mincho ProN"/>
+          <w:sz w:val="20"/>
+        </w:rPr>
+        <w:t>牧・鉄砲鍛冶と誼を通じれば、買わずとも馬と鉄砲が入る（保護で年に馬二十六頭・鉄砲四挺ほど）</w:t>
       </w:r>
     </w:p>
     <w:p>
@@ -7816,7 +10073,7 @@
           <w:color w:val="6E6A62"/>
           <w:sz w:val="17"/>
         </w:rPr>
-        <w:t>野戦の布陣。青が自軍、赤が敵軍。川・橋・森・丘が読める</w:t>
+        <w:t>布陣の段。自陣の範囲に隊を置く。青が自軍、赤が敵軍。川・橋・森・丘が読める</w:t>
       </w:r>
     </w:p>
     <w:p>
@@ -7831,7 +10088,7 @@
           <w:color w:val="26262A"/>
           <w:sz w:val="21"/>
         </w:rPr>
-        <w:t>隊をタップして選び、前進・接戦・突撃・射撃・守備・後退・待機・転回を命じる。命令は伝令で届く。統率が高いほど早く、指揮圏の外へは届かない。</w:t>
+        <w:t>戦は布陣から始まる。自陣の範囲に隊を置き、陣形を選ぶ。森に置けば伏兵になる。</w:t>
       </w:r>
     </w:p>
     <w:p>
@@ -7846,7 +10103,271 @@
           <w:color w:val="26262A"/>
           <w:sz w:val="21"/>
         </w:rPr>
-        <w:t>隊は初め委任の形で始まる。委任した隊は自ら地形を読み、道を選び、戦う。手ずから命じれば委任は外れる。「委ねて結果を見る」を押せば、戦わずに決着だけを見られる。</w:t>
+        <w:t>始まれば、隊をタップして選び、前進・接戦・突撃・射撃・守備・後退・待機・転回を命じる。命令は伝令で届く。統率が高いほど早く、指揮圏の外へは届かない。</w:t>
+      </w:r>
+    </w:p>
+    <w:p>
+      <w:pPr>
+        <w:spacing w:before="240" w:after="60"/>
+      </w:pPr>
+      <w:r>
+        <w:rPr>
+          <w:rFonts w:ascii="Hiragino Sans" w:hAnsi="Hiragino Sans" w:eastAsia="Hiragino Sans"/>
+          <w:b/>
+          <w:color w:val="4A4640"/>
+          <w:sz w:val="23"/>
+          <w:spacing w:val="24"/>
+        </w:rPr>
+        <w:t>隊を選ぶ</w:t>
+      </w:r>
+    </w:p>
+    <w:p>
+      <w:pPr>
+        <w:spacing w:before="0" w:after="100"/>
+        <w:jc w:val="both"/>
+      </w:pPr>
+      <w:r>
+        <w:rPr>
+          <w:rFonts w:ascii="Hiragino Mincho ProN" w:hAnsi="Hiragino Mincho ProN" w:eastAsia="Hiragino Mincho ProN"/>
+          <w:b w:val="0"/>
+          <w:color w:val="26262A"/>
+          <w:sz w:val="21"/>
+        </w:rPr>
+        <w:t>隊を選ぶと、その隊の様子がすべて読める。兵の数、士気、隊列の整い、疲労、いま立っている地形。敵の隊も、見えている範囲でなら読める。</w:t>
+      </w:r>
+    </w:p>
+    <w:p>
+      <w:pPr>
+        <w:spacing w:before="0" w:after="100"/>
+        <w:jc w:val="both"/>
+      </w:pPr>
+      <w:r>
+        <w:rPr>
+          <w:rFonts w:ascii="Hiragino Mincho ProN" w:hAnsi="Hiragino Mincho ProN" w:eastAsia="Hiragino Mincho ProN"/>
+          <w:b w:val="0"/>
+          <w:color w:val="26262A"/>
+          <w:sz w:val="21"/>
+        </w:rPr>
+        <w:t>隊は初め委任の形で始まる。委任した隊は自ら地形を読み、道を選び、戦う。手ずから命じれば委任は外れ、以後その隊は指図どおりに動く。「委ねて結果を見る」を押せば、戦わずに決着だけを見られる。</w:t>
+      </w:r>
+    </w:p>
+    <w:p>
+      <w:pPr>
+        <w:spacing w:after="40"/>
+      </w:pPr>
+      <w:r>
+        <w:drawing>
+          <wp:inline xmlns:a="http://schemas.openxmlformats.org/drawingml/2006/main" xmlns:pic="http://schemas.openxmlformats.org/drawingml/2006/picture">
+            <wp:extent cx="6048000" cy="4783968"/>
+            <wp:docPr id="16" name="Picture 16"/>
+            <wp:cNvGraphicFramePr>
+              <a:graphicFrameLocks noChangeAspect="1"/>
+            </wp:cNvGraphicFramePr>
+            <a:graphic>
+              <a:graphicData uri="http://schemas.openxmlformats.org/drawingml/2006/picture">
+                <pic:pic>
+                  <pic:nvPicPr>
+                    <pic:cNvPr id="0" name="field-fight.jpg"/>
+                    <pic:cNvPicPr/>
+                  </pic:nvPicPr>
+                  <pic:blipFill>
+                    <a:blip r:embed="rId24"/>
+                    <a:stretch>
+                      <a:fillRect/>
+                    </a:stretch>
+                  </pic:blipFill>
+                  <pic:spPr>
+                    <a:xfrm>
+                      <a:off x="0" y="0"/>
+                      <a:ext cx="6048000" cy="4783968"/>
+                    </a:xfrm>
+                    <a:prstGeom prst="rect"/>
+                  </pic:spPr>
+                </pic:pic>
+              </a:graphicData>
+            </a:graphic>
+          </wp:inline>
+        </w:drawing>
+      </w:r>
+    </w:p>
+    <w:p>
+      <w:pPr>
+        <w:spacing w:before="0" w:after="160"/>
+      </w:pPr>
+      <w:r>
+        <w:rPr>
+          <w:rFonts w:ascii="Hiragino Mincho ProN" w:hAnsi="Hiragino Mincho ProN" w:eastAsia="Hiragino Mincho ProN"/>
+          <w:b w:val="0"/>
+          <w:color w:val="6E6A62"/>
+          <w:sz w:val="17"/>
+        </w:rPr>
+        <w:t>交戦。槍が噛み合い、騎馬が側面へ回る。崩れた隊には敗走の印が立つ</w:t>
+      </w:r>
+    </w:p>
+    <w:p>
+      <w:pPr>
+        <w:spacing w:before="0" w:after="100"/>
+        <w:jc w:val="both"/>
+      </w:pPr>
+      <w:r>
+        <w:rPr>
+          <w:rFonts w:ascii="Hiragino Mincho ProN" w:hAnsi="Hiragino Mincho ProN" w:eastAsia="Hiragino Mincho ProN"/>
+          <w:b w:val="0"/>
+          <w:color w:val="26262A"/>
+          <w:sz w:val="21"/>
+        </w:rPr>
+        <w:t>槍を合わせ、弓と鉄砲が届き、騎馬が回り込む。分遣した隊は「騎馬側面攻撃」「弓鉄砲高地占拠」といった名で盤に出て、役目を終えれば本陣へ帰る。</w:t>
+      </w:r>
+    </w:p>
+    <w:p>
+      <w:pPr>
+        <w:spacing w:before="0" w:after="100"/>
+        <w:jc w:val="both"/>
+      </w:pPr>
+      <w:r>
+        <w:rPr>
+          <w:rFonts w:ascii="Hiragino Mincho ProN" w:hAnsi="Hiragino Mincho ProN" w:eastAsia="Hiragino Mincho ProN"/>
+          <w:b w:val="0"/>
+          <w:color w:val="26262A"/>
+          <w:sz w:val="21"/>
+        </w:rPr>
+        <w:t>画面の上に、両軍の兵と士気、日没までの残りが出る。日が暮れれば戦は終わる。</w:t>
+      </w:r>
+    </w:p>
+    <w:p>
+      <w:pPr>
+        <w:spacing w:after="40"/>
+      </w:pPr>
+      <w:r>
+        <w:drawing>
+          <wp:inline xmlns:a="http://schemas.openxmlformats.org/drawingml/2006/main" xmlns:pic="http://schemas.openxmlformats.org/drawingml/2006/picture">
+            <wp:extent cx="6048000" cy="4783968"/>
+            <wp:docPr id="17" name="Picture 17"/>
+            <wp:cNvGraphicFramePr>
+              <a:graphicFrameLocks noChangeAspect="1"/>
+            </wp:cNvGraphicFramePr>
+            <a:graphic>
+              <a:graphicData uri="http://schemas.openxmlformats.org/drawingml/2006/picture">
+                <pic:pic>
+                  <pic:nvPicPr>
+                    <pic:cNvPr id="0" name="field-close.jpg"/>
+                    <pic:cNvPicPr/>
+                  </pic:nvPicPr>
+                  <pic:blipFill>
+                    <a:blip r:embed="rId25"/>
+                    <a:stretch>
+                      <a:fillRect/>
+                    </a:stretch>
+                  </pic:blipFill>
+                  <pic:spPr>
+                    <a:xfrm>
+                      <a:off x="0" y="0"/>
+                      <a:ext cx="6048000" cy="4783968"/>
+                    </a:xfrm>
+                    <a:prstGeom prst="rect"/>
+                  </pic:spPr>
+                </pic:pic>
+              </a:graphicData>
+            </a:graphic>
+          </wp:inline>
+        </w:drawing>
+      </w:r>
+    </w:p>
+    <w:p>
+      <w:pPr>
+        <w:spacing w:before="0" w:after="160"/>
+      </w:pPr>
+      <w:r>
+        <w:rPr>
+          <w:rFonts w:ascii="Hiragino Mincho ProN" w:hAnsi="Hiragino Mincho ProN" w:eastAsia="Hiragino Mincho ProN"/>
+          <w:b w:val="0"/>
+          <w:color w:val="6E6A62"/>
+          <w:sz w:val="17"/>
+        </w:rPr>
+        <w:t>寄って見たところ。駒は十人ひとつ、五十人でひと組。形で兵科が分かる</w:t>
+      </w:r>
+    </w:p>
+    <w:p>
+      <w:pPr>
+        <w:spacing w:before="0" w:after="100"/>
+        <w:jc w:val="both"/>
+      </w:pPr>
+      <w:r>
+        <w:rPr>
+          <w:rFonts w:ascii="Hiragino Mincho ProN" w:hAnsi="Hiragino Mincho ProN" w:eastAsia="Hiragino Mincho ProN"/>
+          <w:b w:val="0"/>
+          <w:color w:val="26262A"/>
+          <w:sz w:val="21"/>
+        </w:rPr>
+        <w:t>拡げれば駒が見える。槍・弓・鉄砲・騎馬が形で分かれ、組ごとに固まって動く。前列が薄くなれば控えが繰り上がる。</w:t>
+      </w:r>
+    </w:p>
+    <w:p>
+      <w:pPr>
+        <w:spacing w:after="40"/>
+      </w:pPr>
+      <w:r>
+        <w:drawing>
+          <wp:inline xmlns:a="http://schemas.openxmlformats.org/drawingml/2006/main" xmlns:pic="http://schemas.openxmlformats.org/drawingml/2006/picture">
+            <wp:extent cx="6048000" cy="4783968"/>
+            <wp:docPr id="18" name="Picture 18"/>
+            <wp:cNvGraphicFramePr>
+              <a:graphicFrameLocks noChangeAspect="1"/>
+            </wp:cNvGraphicFramePr>
+            <a:graphic>
+              <a:graphicData uri="http://schemas.openxmlformats.org/drawingml/2006/picture">
+                <pic:pic>
+                  <pic:nvPicPr>
+                    <pic:cNvPr id="0" name="field-late.jpg"/>
+                    <pic:cNvPicPr/>
+                  </pic:nvPicPr>
+                  <pic:blipFill>
+                    <a:blip r:embed="rId26"/>
+                    <a:stretch>
+                      <a:fillRect/>
+                    </a:stretch>
+                  </pic:blipFill>
+                  <pic:spPr>
+                    <a:xfrm>
+                      <a:off x="0" y="0"/>
+                      <a:ext cx="6048000" cy="4783968"/>
+                    </a:xfrm>
+                    <a:prstGeom prst="rect"/>
+                  </pic:spPr>
+                </pic:pic>
+              </a:graphicData>
+            </a:graphic>
+          </wp:inline>
+        </w:drawing>
+      </w:r>
+    </w:p>
+    <w:p>
+      <w:pPr>
+        <w:spacing w:before="0" w:after="160"/>
+      </w:pPr>
+      <w:r>
+        <w:rPr>
+          <w:rFonts w:ascii="Hiragino Mincho ProN" w:hAnsi="Hiragino Mincho ProN" w:eastAsia="Hiragino Mincho ProN"/>
+          <w:b w:val="0"/>
+          <w:color w:val="6E6A62"/>
+          <w:sz w:val="17"/>
+        </w:rPr>
+        <w:t>崩れと追撃。士気か兵が尽きた隊は退き、追われれば盤を落ちる</w:t>
+      </w:r>
+    </w:p>
+    <w:p>
+      <w:pPr>
+        <w:spacing w:before="0" w:after="100"/>
+        <w:jc w:val="both"/>
+      </w:pPr>
+      <w:r>
+        <w:rPr>
+          <w:rFonts w:ascii="Hiragino Mincho ProN" w:hAnsi="Hiragino Mincho ProN" w:eastAsia="Hiragino Mincho ProN"/>
+          <w:b w:val="0"/>
+          <w:color w:val="26262A"/>
+          <w:sz w:val="21"/>
+        </w:rPr>
+        <w:t>士気が十五を切るか兵が二割二分を割ると、その隊は崩れる。崩れた隊は盤の外へは出ず、敵の来ない所まで退いて息をつく。士気が四十まで戻れば戦列に復する（立ち直れるのは一度きり）。</w:t>
       </w:r>
     </w:p>
     <w:p>
@@ -7900,7 +10421,7 @@
               <w:drawing>
                 <wp:inline xmlns:a="http://schemas.openxmlformats.org/drawingml/2006/main" xmlns:pic="http://schemas.openxmlformats.org/drawingml/2006/picture">
                   <wp:extent cx="936000" cy="599040"/>
-                  <wp:docPr id="16" name="Picture 16"/>
+                  <wp:docPr id="19" name="Picture 19"/>
                   <wp:cNvGraphicFramePr>
                     <a:graphicFrameLocks noChangeAspect="1"/>
                   </wp:cNvGraphicFramePr>
@@ -7912,7 +10433,7 @@
                           <pic:cNvPicPr/>
                         </pic:nvPicPr>
                         <pic:blipFill>
-                          <a:blip r:embed="rId24"/>
+                          <a:blip r:embed="rId27"/>
                           <a:stretch>
                             <a:fillRect/>
                           </a:stretch>
@@ -7987,7 +10508,7 @@
               <w:drawing>
                 <wp:inline xmlns:a="http://schemas.openxmlformats.org/drawingml/2006/main" xmlns:pic="http://schemas.openxmlformats.org/drawingml/2006/picture">
                   <wp:extent cx="936000" cy="599040"/>
-                  <wp:docPr id="17" name="Picture 17"/>
+                  <wp:docPr id="20" name="Picture 20"/>
                   <wp:cNvGraphicFramePr>
                     <a:graphicFrameLocks noChangeAspect="1"/>
                   </wp:cNvGraphicFramePr>
@@ -7999,7 +10520,7 @@
                           <pic:cNvPicPr/>
                         </pic:nvPicPr>
                         <pic:blipFill>
-                          <a:blip r:embed="rId25"/>
+                          <a:blip r:embed="rId28"/>
                           <a:stretch>
                             <a:fillRect/>
                           </a:stretch>
@@ -8074,7 +10595,7 @@
               <w:drawing>
                 <wp:inline xmlns:a="http://schemas.openxmlformats.org/drawingml/2006/main" xmlns:pic="http://schemas.openxmlformats.org/drawingml/2006/picture">
                   <wp:extent cx="936000" cy="599040"/>
-                  <wp:docPr id="18" name="Picture 18"/>
+                  <wp:docPr id="21" name="Picture 21"/>
                   <wp:cNvGraphicFramePr>
                     <a:graphicFrameLocks noChangeAspect="1"/>
                   </wp:cNvGraphicFramePr>
@@ -8086,7 +10607,7 @@
                           <pic:cNvPicPr/>
                         </pic:nvPicPr>
                         <pic:blipFill>
-                          <a:blip r:embed="rId26"/>
+                          <a:blip r:embed="rId29"/>
                           <a:stretch>
                             <a:fillRect/>
                           </a:stretch>
@@ -8161,7 +10682,7 @@
               <w:drawing>
                 <wp:inline xmlns:a="http://schemas.openxmlformats.org/drawingml/2006/main" xmlns:pic="http://schemas.openxmlformats.org/drawingml/2006/picture">
                   <wp:extent cx="936000" cy="599040"/>
-                  <wp:docPr id="19" name="Picture 19"/>
+                  <wp:docPr id="22" name="Picture 22"/>
                   <wp:cNvGraphicFramePr>
                     <a:graphicFrameLocks noChangeAspect="1"/>
                   </wp:cNvGraphicFramePr>
@@ -8173,7 +10694,7 @@
                           <pic:cNvPicPr/>
                         </pic:nvPicPr>
                         <pic:blipFill>
-                          <a:blip r:embed="rId27"/>
+                          <a:blip r:embed="rId30"/>
                           <a:stretch>
                             <a:fillRect/>
                           </a:stretch>
@@ -8319,7 +10840,7 @@
               <w:drawing>
                 <wp:inline xmlns:a="http://schemas.openxmlformats.org/drawingml/2006/main" xmlns:pic="http://schemas.openxmlformats.org/drawingml/2006/picture">
                   <wp:extent cx="936000" cy="686400"/>
-                  <wp:docPr id="20" name="Picture 20"/>
+                  <wp:docPr id="23" name="Picture 23"/>
                   <wp:cNvGraphicFramePr>
                     <a:graphicFrameLocks noChangeAspect="1"/>
                   </wp:cNvGraphicFramePr>
@@ -8328,267 +10849,6 @@
                       <pic:pic>
                         <pic:nvPicPr>
                           <pic:cNvPr id="0" name="jin-横陣.jpg"/>
-                          <pic:cNvPicPr/>
-                        </pic:nvPicPr>
-                        <pic:blipFill>
-                          <a:blip r:embed="rId28"/>
-                          <a:stretch>
-                            <a:fillRect/>
-                          </a:stretch>
-                        </pic:blipFill>
-                        <pic:spPr>
-                          <a:xfrm>
-                            <a:off x="0" y="0"/>
-                            <a:ext cx="936000" cy="686400"/>
-                          </a:xfrm>
-                          <a:prstGeom prst="rect"/>
-                        </pic:spPr>
-                      </pic:pic>
-                    </a:graphicData>
-                  </a:graphic>
-                </wp:inline>
-              </w:drawing>
-            </w:r>
-          </w:p>
-        </w:tc>
-        <w:tc>
-          <w:tcPr>
-            <w:tcW w:type="dxa" w:w="8277"/>
-          </w:tcPr>
-          <w:p>
-            <w:pPr>
-              <w:spacing w:after="20"/>
-            </w:pPr>
-            <w:r/>
-            <w:r>
-              <w:rPr>
-                <w:rFonts w:ascii="Hiragino Mincho ProN" w:hAnsi="Hiragino Mincho ProN" w:eastAsia="Hiragino Mincho ProN"/>
-                <w:b/>
-                <w:sz w:val="22"/>
-              </w:rPr>
-              <w:t>横陣</w:t>
-            </w:r>
-          </w:p>
-          <w:p>
-            <w:pPr>
-              <w:spacing w:after="60" w:line="360" w:lineRule="auto"/>
-            </w:pPr>
-            <w:r>
-              <w:rPr>
-                <w:rFonts w:ascii="Hiragino Mincho ProN" w:hAnsi="Hiragino Mincho ProN" w:eastAsia="Hiragino Mincho ProN"/>
-                <w:color w:val="4A4640"/>
-                <w:sz w:val="19"/>
-              </w:rPr>
-              <w:t>正面が広く、多くの組が同時に槍を合わせられる。側面は薄い</w:t>
-            </w:r>
-          </w:p>
-        </w:tc>
-      </w:tr>
-    </w:tbl>
-    <w:tbl>
-      <w:tblPr>
-        <w:tblW w:type="auto" w:w="0"/>
-        <w:jc w:val="left"/>
-        <w:tblLook w:firstColumn="1" w:firstRow="1" w:lastColumn="0" w:lastRow="0" w:noHBand="0" w:noVBand="1" w:val="04A0"/>
-      </w:tblPr>
-      <w:tblGrid>
-        <w:gridCol w:w="4933"/>
-        <w:gridCol w:w="4933"/>
-      </w:tblGrid>
-      <w:tr>
-        <w:tc>
-          <w:tcPr>
-            <w:tcW w:type="dxa" w:w="1587"/>
-          </w:tcPr>
-          <w:p>
-            <w:r/>
-            <w:r>
-              <w:drawing>
-                <wp:inline xmlns:a="http://schemas.openxmlformats.org/drawingml/2006/main" xmlns:pic="http://schemas.openxmlformats.org/drawingml/2006/picture">
-                  <wp:extent cx="936000" cy="686400"/>
-                  <wp:docPr id="21" name="Picture 21"/>
-                  <wp:cNvGraphicFramePr>
-                    <a:graphicFrameLocks noChangeAspect="1"/>
-                  </wp:cNvGraphicFramePr>
-                  <a:graphic>
-                    <a:graphicData uri="http://schemas.openxmlformats.org/drawingml/2006/picture">
-                      <pic:pic>
-                        <pic:nvPicPr>
-                          <pic:cNvPr id="0" name="jin-鶴翼.jpg"/>
-                          <pic:cNvPicPr/>
-                        </pic:nvPicPr>
-                        <pic:blipFill>
-                          <a:blip r:embed="rId29"/>
-                          <a:stretch>
-                            <a:fillRect/>
-                          </a:stretch>
-                        </pic:blipFill>
-                        <pic:spPr>
-                          <a:xfrm>
-                            <a:off x="0" y="0"/>
-                            <a:ext cx="936000" cy="686400"/>
-                          </a:xfrm>
-                          <a:prstGeom prst="rect"/>
-                        </pic:spPr>
-                      </pic:pic>
-                    </a:graphicData>
-                  </a:graphic>
-                </wp:inline>
-              </w:drawing>
-            </w:r>
-          </w:p>
-        </w:tc>
-        <w:tc>
-          <w:tcPr>
-            <w:tcW w:type="dxa" w:w="8277"/>
-          </w:tcPr>
-          <w:p>
-            <w:pPr>
-              <w:spacing w:after="20"/>
-            </w:pPr>
-            <w:r/>
-            <w:r>
-              <w:rPr>
-                <w:rFonts w:ascii="Hiragino Mincho ProN" w:hAnsi="Hiragino Mincho ProN" w:eastAsia="Hiragino Mincho ProN"/>
-                <w:b/>
-                <w:sz w:val="22"/>
-              </w:rPr>
-              <w:t>鶴翼</w:t>
-            </w:r>
-          </w:p>
-          <w:p>
-            <w:pPr>
-              <w:spacing w:after="60" w:line="360" w:lineRule="auto"/>
-            </w:pPr>
-            <w:r>
-              <w:rPr>
-                <w:rFonts w:ascii="Hiragino Mincho ProN" w:hAnsi="Hiragino Mincho ProN" w:eastAsia="Hiragino Mincho ProN"/>
-                <w:color w:val="4A4640"/>
-                <w:sz w:val="19"/>
-              </w:rPr>
-              <w:t>両翼を前へ張り出して包む。中央は薄く、押し込まれると崩れやすい</w:t>
-            </w:r>
-          </w:p>
-        </w:tc>
-      </w:tr>
-    </w:tbl>
-    <w:tbl>
-      <w:tblPr>
-        <w:tblW w:type="auto" w:w="0"/>
-        <w:jc w:val="left"/>
-        <w:tblLook w:firstColumn="1" w:firstRow="1" w:lastColumn="0" w:lastRow="0" w:noHBand="0" w:noVBand="1" w:val="04A0"/>
-      </w:tblPr>
-      <w:tblGrid>
-        <w:gridCol w:w="4933"/>
-        <w:gridCol w:w="4933"/>
-      </w:tblGrid>
-      <w:tr>
-        <w:tc>
-          <w:tcPr>
-            <w:tcW w:type="dxa" w:w="1587"/>
-          </w:tcPr>
-          <w:p>
-            <w:r/>
-            <w:r>
-              <w:drawing>
-                <wp:inline xmlns:a="http://schemas.openxmlformats.org/drawingml/2006/main" xmlns:pic="http://schemas.openxmlformats.org/drawingml/2006/picture">
-                  <wp:extent cx="936000" cy="686400"/>
-                  <wp:docPr id="22" name="Picture 22"/>
-                  <wp:cNvGraphicFramePr>
-                    <a:graphicFrameLocks noChangeAspect="1"/>
-                  </wp:cNvGraphicFramePr>
-                  <a:graphic>
-                    <a:graphicData uri="http://schemas.openxmlformats.org/drawingml/2006/picture">
-                      <pic:pic>
-                        <pic:nvPicPr>
-                          <pic:cNvPr id="0" name="jin-魚鱗.jpg"/>
-                          <pic:cNvPicPr/>
-                        </pic:nvPicPr>
-                        <pic:blipFill>
-                          <a:blip r:embed="rId30"/>
-                          <a:stretch>
-                            <a:fillRect/>
-                          </a:stretch>
-                        </pic:blipFill>
-                        <pic:spPr>
-                          <a:xfrm>
-                            <a:off x="0" y="0"/>
-                            <a:ext cx="936000" cy="686400"/>
-                          </a:xfrm>
-                          <a:prstGeom prst="rect"/>
-                        </pic:spPr>
-                      </pic:pic>
-                    </a:graphicData>
-                  </a:graphic>
-                </wp:inline>
-              </w:drawing>
-            </w:r>
-          </w:p>
-        </w:tc>
-        <w:tc>
-          <w:tcPr>
-            <w:tcW w:type="dxa" w:w="8277"/>
-          </w:tcPr>
-          <w:p>
-            <w:pPr>
-              <w:spacing w:after="20"/>
-            </w:pPr>
-            <w:r/>
-            <w:r>
-              <w:rPr>
-                <w:rFonts w:ascii="Hiragino Mincho ProN" w:hAnsi="Hiragino Mincho ProN" w:eastAsia="Hiragino Mincho ProN"/>
-                <w:b/>
-                <w:sz w:val="22"/>
-              </w:rPr>
-              <w:t>魚鱗</w:t>
-            </w:r>
-          </w:p>
-          <w:p>
-            <w:pPr>
-              <w:spacing w:after="60" w:line="360" w:lineRule="auto"/>
-            </w:pPr>
-            <w:r>
-              <w:rPr>
-                <w:rFonts w:ascii="Hiragino Mincho ProN" w:hAnsi="Hiragino Mincho ProN" w:eastAsia="Hiragino Mincho ProN"/>
-                <w:color w:val="4A4640"/>
-                <w:sz w:val="19"/>
-              </w:rPr>
-              <w:t>先端に槍と騎馬を集めて一点を破る。正面は狭く、側面を突かれやすい</w:t>
-            </w:r>
-          </w:p>
-        </w:tc>
-      </w:tr>
-    </w:tbl>
-    <w:tbl>
-      <w:tblPr>
-        <w:tblW w:type="auto" w:w="0"/>
-        <w:jc w:val="left"/>
-        <w:tblLook w:firstColumn="1" w:firstRow="1" w:lastColumn="0" w:lastRow="0" w:noHBand="0" w:noVBand="1" w:val="04A0"/>
-      </w:tblPr>
-      <w:tblGrid>
-        <w:gridCol w:w="4933"/>
-        <w:gridCol w:w="4933"/>
-      </w:tblGrid>
-      <w:tr>
-        <w:tc>
-          <w:tcPr>
-            <w:tcW w:type="dxa" w:w="1587"/>
-          </w:tcPr>
-          <w:p>
-            <w:r/>
-            <w:r>
-              <w:drawing>
-                <wp:inline xmlns:a="http://schemas.openxmlformats.org/drawingml/2006/main" xmlns:pic="http://schemas.openxmlformats.org/drawingml/2006/picture">
-                  <wp:extent cx="936000" cy="686400"/>
-                  <wp:docPr id="23" name="Picture 23"/>
-                  <wp:cNvGraphicFramePr>
-                    <a:graphicFrameLocks noChangeAspect="1"/>
-                  </wp:cNvGraphicFramePr>
-                  <a:graphic>
-                    <a:graphicData uri="http://schemas.openxmlformats.org/drawingml/2006/picture">
-                      <pic:pic>
-                        <pic:nvPicPr>
-                          <pic:cNvPr id="0" name="jin-鋒矢.jpg"/>
                           <pic:cNvPicPr/>
                         </pic:nvPicPr>
                         <pic:blipFill>
@@ -8627,7 +10887,7 @@
                 <w:b/>
                 <w:sz w:val="22"/>
               </w:rPr>
-              <w:t>鋒矢</w:t>
+              <w:t>横陣</w:t>
             </w:r>
           </w:p>
           <w:p>
@@ -8640,7 +10900,7 @@
                 <w:color w:val="4A4640"/>
                 <w:sz w:val="19"/>
               </w:rPr>
-              <w:t>矢尻に騎馬を置いて突き入る。突撃専用の陣</w:t>
+              <w:t>正面が広く、多くの組が同時に槍を合わせられる。側面は薄い</w:t>
             </w:r>
           </w:p>
         </w:tc>
@@ -8675,7 +10935,7 @@
                     <a:graphicData uri="http://schemas.openxmlformats.org/drawingml/2006/picture">
                       <pic:pic>
                         <pic:nvPicPr>
-                          <pic:cNvPr id="0" name="jin-雁行.jpg"/>
+                          <pic:cNvPr id="0" name="jin-鶴翼.jpg"/>
                           <pic:cNvPicPr/>
                         </pic:nvPicPr>
                         <pic:blipFill>
@@ -8714,7 +10974,7 @@
                 <w:b/>
                 <w:sz w:val="22"/>
               </w:rPr>
-              <w:t>雁行</w:t>
+              <w:t>鶴翼</w:t>
             </w:r>
           </w:p>
           <w:p>
@@ -8727,7 +10987,7 @@
                 <w:color w:val="4A4640"/>
                 <w:sz w:val="19"/>
               </w:rPr>
-              <w:t>斜めに構え、片翼を前に出す。移動しながら当たるのに向く</w:t>
+              <w:t>両翼を前へ張り出して包む。中央は薄く、押し込まれると崩れやすい</w:t>
             </w:r>
           </w:p>
         </w:tc>
@@ -8762,11 +11022,11 @@
                     <a:graphicData uri="http://schemas.openxmlformats.org/drawingml/2006/picture">
                       <pic:pic>
                         <pic:nvPicPr>
-                          <pic:cNvPr id="0" name="jin-横陣.jpg"/>
+                          <pic:cNvPr id="0" name="jin-魚鱗.jpg"/>
                           <pic:cNvPicPr/>
                         </pic:nvPicPr>
                         <pic:blipFill>
-                          <a:blip r:embed="rId28"/>
+                          <a:blip r:embed="rId33"/>
                           <a:stretch>
                             <a:fillRect/>
                           </a:stretch>
@@ -8801,7 +11061,7 @@
                 <w:b/>
                 <w:sz w:val="22"/>
               </w:rPr>
-              <w:t>方陣</w:t>
+              <w:t>魚鱗</w:t>
             </w:r>
           </w:p>
           <w:p>
@@ -8814,7 +11074,7 @@
                 <w:color w:val="4A4640"/>
                 <w:sz w:val="19"/>
               </w:rPr>
-              <w:t>四方に槍を向けて密集する。包囲や乱戦に強いが、攻めは鈍い</w:t>
+              <w:t>先端に槍と騎馬を集めて一点を破る。正面は狭く、側面を突かれやすい</w:t>
             </w:r>
           </w:p>
         </w:tc>
@@ -8849,11 +11109,272 @@
                     <a:graphicData uri="http://schemas.openxmlformats.org/drawingml/2006/picture">
                       <pic:pic>
                         <pic:nvPicPr>
+                          <pic:cNvPr id="0" name="jin-鋒矢.jpg"/>
+                          <pic:cNvPicPr/>
+                        </pic:nvPicPr>
+                        <pic:blipFill>
+                          <a:blip r:embed="rId34"/>
+                          <a:stretch>
+                            <a:fillRect/>
+                          </a:stretch>
+                        </pic:blipFill>
+                        <pic:spPr>
+                          <a:xfrm>
+                            <a:off x="0" y="0"/>
+                            <a:ext cx="936000" cy="686400"/>
+                          </a:xfrm>
+                          <a:prstGeom prst="rect"/>
+                        </pic:spPr>
+                      </pic:pic>
+                    </a:graphicData>
+                  </a:graphic>
+                </wp:inline>
+              </w:drawing>
+            </w:r>
+          </w:p>
+        </w:tc>
+        <w:tc>
+          <w:tcPr>
+            <w:tcW w:type="dxa" w:w="8277"/>
+          </w:tcPr>
+          <w:p>
+            <w:pPr>
+              <w:spacing w:after="20"/>
+            </w:pPr>
+            <w:r/>
+            <w:r>
+              <w:rPr>
+                <w:rFonts w:ascii="Hiragino Mincho ProN" w:hAnsi="Hiragino Mincho ProN" w:eastAsia="Hiragino Mincho ProN"/>
+                <w:b/>
+                <w:sz w:val="22"/>
+              </w:rPr>
+              <w:t>鋒矢</w:t>
+            </w:r>
+          </w:p>
+          <w:p>
+            <w:pPr>
+              <w:spacing w:after="60" w:line="360" w:lineRule="auto"/>
+            </w:pPr>
+            <w:r>
+              <w:rPr>
+                <w:rFonts w:ascii="Hiragino Mincho ProN" w:hAnsi="Hiragino Mincho ProN" w:eastAsia="Hiragino Mincho ProN"/>
+                <w:color w:val="4A4640"/>
+                <w:sz w:val="19"/>
+              </w:rPr>
+              <w:t>矢尻に騎馬を置いて突き入る。突撃専用の陣</w:t>
+            </w:r>
+          </w:p>
+        </w:tc>
+      </w:tr>
+    </w:tbl>
+    <w:tbl>
+      <w:tblPr>
+        <w:tblW w:type="auto" w:w="0"/>
+        <w:jc w:val="left"/>
+        <w:tblLook w:firstColumn="1" w:firstRow="1" w:lastColumn="0" w:lastRow="0" w:noHBand="0" w:noVBand="1" w:val="04A0"/>
+      </w:tblPr>
+      <w:tblGrid>
+        <w:gridCol w:w="4933"/>
+        <w:gridCol w:w="4933"/>
+      </w:tblGrid>
+      <w:tr>
+        <w:tc>
+          <w:tcPr>
+            <w:tcW w:type="dxa" w:w="1587"/>
+          </w:tcPr>
+          <w:p>
+            <w:r/>
+            <w:r>
+              <w:drawing>
+                <wp:inline xmlns:a="http://schemas.openxmlformats.org/drawingml/2006/main" xmlns:pic="http://schemas.openxmlformats.org/drawingml/2006/picture">
+                  <wp:extent cx="936000" cy="686400"/>
+                  <wp:docPr id="27" name="Picture 27"/>
+                  <wp:cNvGraphicFramePr>
+                    <a:graphicFrameLocks noChangeAspect="1"/>
+                  </wp:cNvGraphicFramePr>
+                  <a:graphic>
+                    <a:graphicData uri="http://schemas.openxmlformats.org/drawingml/2006/picture">
+                      <pic:pic>
+                        <pic:nvPicPr>
+                          <pic:cNvPr id="0" name="jin-雁行.jpg"/>
+                          <pic:cNvPicPr/>
+                        </pic:nvPicPr>
+                        <pic:blipFill>
+                          <a:blip r:embed="rId35"/>
+                          <a:stretch>
+                            <a:fillRect/>
+                          </a:stretch>
+                        </pic:blipFill>
+                        <pic:spPr>
+                          <a:xfrm>
+                            <a:off x="0" y="0"/>
+                            <a:ext cx="936000" cy="686400"/>
+                          </a:xfrm>
+                          <a:prstGeom prst="rect"/>
+                        </pic:spPr>
+                      </pic:pic>
+                    </a:graphicData>
+                  </a:graphic>
+                </wp:inline>
+              </w:drawing>
+            </w:r>
+          </w:p>
+        </w:tc>
+        <w:tc>
+          <w:tcPr>
+            <w:tcW w:type="dxa" w:w="8277"/>
+          </w:tcPr>
+          <w:p>
+            <w:pPr>
+              <w:spacing w:after="20"/>
+            </w:pPr>
+            <w:r/>
+            <w:r>
+              <w:rPr>
+                <w:rFonts w:ascii="Hiragino Mincho ProN" w:hAnsi="Hiragino Mincho ProN" w:eastAsia="Hiragino Mincho ProN"/>
+                <w:b/>
+                <w:sz w:val="22"/>
+              </w:rPr>
+              <w:t>雁行</w:t>
+            </w:r>
+          </w:p>
+          <w:p>
+            <w:pPr>
+              <w:spacing w:after="60" w:line="360" w:lineRule="auto"/>
+            </w:pPr>
+            <w:r>
+              <w:rPr>
+                <w:rFonts w:ascii="Hiragino Mincho ProN" w:hAnsi="Hiragino Mincho ProN" w:eastAsia="Hiragino Mincho ProN"/>
+                <w:color w:val="4A4640"/>
+                <w:sz w:val="19"/>
+              </w:rPr>
+              <w:t>斜めに構え、片翼を前に出す。移動しながら当たるのに向く</w:t>
+            </w:r>
+          </w:p>
+        </w:tc>
+      </w:tr>
+    </w:tbl>
+    <w:tbl>
+      <w:tblPr>
+        <w:tblW w:type="auto" w:w="0"/>
+        <w:jc w:val="left"/>
+        <w:tblLook w:firstColumn="1" w:firstRow="1" w:lastColumn="0" w:lastRow="0" w:noHBand="0" w:noVBand="1" w:val="04A0"/>
+      </w:tblPr>
+      <w:tblGrid>
+        <w:gridCol w:w="4933"/>
+        <w:gridCol w:w="4933"/>
+      </w:tblGrid>
+      <w:tr>
+        <w:tc>
+          <w:tcPr>
+            <w:tcW w:type="dxa" w:w="1587"/>
+          </w:tcPr>
+          <w:p>
+            <w:r/>
+            <w:r>
+              <w:drawing>
+                <wp:inline xmlns:a="http://schemas.openxmlformats.org/drawingml/2006/main" xmlns:pic="http://schemas.openxmlformats.org/drawingml/2006/picture">
+                  <wp:extent cx="936000" cy="686400"/>
+                  <wp:docPr id="28" name="Picture 28"/>
+                  <wp:cNvGraphicFramePr>
+                    <a:graphicFrameLocks noChangeAspect="1"/>
+                  </wp:cNvGraphicFramePr>
+                  <a:graphic>
+                    <a:graphicData uri="http://schemas.openxmlformats.org/drawingml/2006/picture">
+                      <pic:pic>
+                        <pic:nvPicPr>
+                          <pic:cNvPr id="0" name="jin-横陣.jpg"/>
+                          <pic:cNvPicPr/>
+                        </pic:nvPicPr>
+                        <pic:blipFill>
+                          <a:blip r:embed="rId31"/>
+                          <a:stretch>
+                            <a:fillRect/>
+                          </a:stretch>
+                        </pic:blipFill>
+                        <pic:spPr>
+                          <a:xfrm>
+                            <a:off x="0" y="0"/>
+                            <a:ext cx="936000" cy="686400"/>
+                          </a:xfrm>
+                          <a:prstGeom prst="rect"/>
+                        </pic:spPr>
+                      </pic:pic>
+                    </a:graphicData>
+                  </a:graphic>
+                </wp:inline>
+              </w:drawing>
+            </w:r>
+          </w:p>
+        </w:tc>
+        <w:tc>
+          <w:tcPr>
+            <w:tcW w:type="dxa" w:w="8277"/>
+          </w:tcPr>
+          <w:p>
+            <w:pPr>
+              <w:spacing w:after="20"/>
+            </w:pPr>
+            <w:r/>
+            <w:r>
+              <w:rPr>
+                <w:rFonts w:ascii="Hiragino Mincho ProN" w:hAnsi="Hiragino Mincho ProN" w:eastAsia="Hiragino Mincho ProN"/>
+                <w:b/>
+                <w:sz w:val="22"/>
+              </w:rPr>
+              <w:t>方陣</w:t>
+            </w:r>
+          </w:p>
+          <w:p>
+            <w:pPr>
+              <w:spacing w:after="60" w:line="360" w:lineRule="auto"/>
+            </w:pPr>
+            <w:r>
+              <w:rPr>
+                <w:rFonts w:ascii="Hiragino Mincho ProN" w:hAnsi="Hiragino Mincho ProN" w:eastAsia="Hiragino Mincho ProN"/>
+                <w:color w:val="4A4640"/>
+                <w:sz w:val="19"/>
+              </w:rPr>
+              <w:t>四方に槍を向けて密集する。包囲や乱戦に強いが、攻めは鈍い</w:t>
+            </w:r>
+          </w:p>
+        </w:tc>
+      </w:tr>
+    </w:tbl>
+    <w:tbl>
+      <w:tblPr>
+        <w:tblW w:type="auto" w:w="0"/>
+        <w:jc w:val="left"/>
+        <w:tblLook w:firstColumn="1" w:firstRow="1" w:lastColumn="0" w:lastRow="0" w:noHBand="0" w:noVBand="1" w:val="04A0"/>
+      </w:tblPr>
+      <w:tblGrid>
+        <w:gridCol w:w="4933"/>
+        <w:gridCol w:w="4933"/>
+      </w:tblGrid>
+      <w:tr>
+        <w:tc>
+          <w:tcPr>
+            <w:tcW w:type="dxa" w:w="1587"/>
+          </w:tcPr>
+          <w:p>
+            <w:r/>
+            <w:r>
+              <w:drawing>
+                <wp:inline xmlns:a="http://schemas.openxmlformats.org/drawingml/2006/main" xmlns:pic="http://schemas.openxmlformats.org/drawingml/2006/picture">
+                  <wp:extent cx="936000" cy="686400"/>
+                  <wp:docPr id="29" name="Picture 29"/>
+                  <wp:cNvGraphicFramePr>
+                    <a:graphicFrameLocks noChangeAspect="1"/>
+                  </wp:cNvGraphicFramePr>
+                  <a:graphic>
+                    <a:graphicData uri="http://schemas.openxmlformats.org/drawingml/2006/picture">
+                      <pic:pic>
+                        <pic:nvPicPr>
                           <pic:cNvPr id="0" name="jin-長蛇.jpg"/>
                           <pic:cNvPicPr/>
                         </pic:nvPicPr>
                         <pic:blipFill>
-                          <a:blip r:embed="rId33"/>
+                          <a:blip r:embed="rId36"/>
                           <a:stretch>
                             <a:fillRect/>
                           </a:stretch>
@@ -8958,7 +11479,7 @@
               <w:drawing>
                 <wp:inline xmlns:a="http://schemas.openxmlformats.org/drawingml/2006/main" xmlns:pic="http://schemas.openxmlformats.org/drawingml/2006/picture">
                   <wp:extent cx="936000" cy="592800"/>
-                  <wp:docPr id="27" name="Picture 27"/>
+                  <wp:docPr id="30" name="Picture 30"/>
                   <wp:cNvGraphicFramePr>
                     <a:graphicFrameLocks noChangeAspect="1"/>
                   </wp:cNvGraphicFramePr>
@@ -8967,267 +11488,6 @@
                       <pic:pic>
                         <pic:nvPicPr>
                           <pic:cNvPr id="0" name="chi-hayashi.jpg"/>
-                          <pic:cNvPicPr/>
-                        </pic:nvPicPr>
-                        <pic:blipFill>
-                          <a:blip r:embed="rId34"/>
-                          <a:stretch>
-                            <a:fillRect/>
-                          </a:stretch>
-                        </pic:blipFill>
-                        <pic:spPr>
-                          <a:xfrm>
-                            <a:off x="0" y="0"/>
-                            <a:ext cx="936000" cy="592800"/>
-                          </a:xfrm>
-                          <a:prstGeom prst="rect"/>
-                        </pic:spPr>
-                      </pic:pic>
-                    </a:graphicData>
-                  </a:graphic>
-                </wp:inline>
-              </w:drawing>
-            </w:r>
-          </w:p>
-        </w:tc>
-        <w:tc>
-          <w:tcPr>
-            <w:tcW w:type="dxa" w:w="8277"/>
-          </w:tcPr>
-          <w:p>
-            <w:pPr>
-              <w:spacing w:after="20"/>
-            </w:pPr>
-            <w:r/>
-            <w:r>
-              <w:rPr>
-                <w:rFonts w:ascii="Hiragino Mincho ProN" w:hAnsi="Hiragino Mincho ProN" w:eastAsia="Hiragino Mincho ProN"/>
-                <w:b/>
-                <w:sz w:val="22"/>
-              </w:rPr>
-              <w:t>林</w:t>
-            </w:r>
-          </w:p>
-          <w:p>
-            <w:pPr>
-              <w:spacing w:after="60" w:line="360" w:lineRule="auto"/>
-            </w:pPr>
-            <w:r>
-              <w:rPr>
-                <w:rFonts w:ascii="Hiragino Mincho ProN" w:hAnsi="Hiragino Mincho ProN" w:eastAsia="Hiragino Mincho ProN"/>
-                <w:color w:val="4A4640"/>
-                <w:sz w:val="19"/>
-              </w:rPr>
-              <w:t>足〇.八二／見通し百六十五。軽く身を隠せる</w:t>
-            </w:r>
-          </w:p>
-        </w:tc>
-      </w:tr>
-    </w:tbl>
-    <w:tbl>
-      <w:tblPr>
-        <w:tblW w:type="auto" w:w="0"/>
-        <w:jc w:val="left"/>
-        <w:tblLook w:firstColumn="1" w:firstRow="1" w:lastColumn="0" w:lastRow="0" w:noHBand="0" w:noVBand="1" w:val="04A0"/>
-      </w:tblPr>
-      <w:tblGrid>
-        <w:gridCol w:w="4933"/>
-        <w:gridCol w:w="4933"/>
-      </w:tblGrid>
-      <w:tr>
-        <w:tc>
-          <w:tcPr>
-            <w:tcW w:type="dxa" w:w="1587"/>
-          </w:tcPr>
-          <w:p>
-            <w:r/>
-            <w:r>
-              <w:drawing>
-                <wp:inline xmlns:a="http://schemas.openxmlformats.org/drawingml/2006/main" xmlns:pic="http://schemas.openxmlformats.org/drawingml/2006/picture">
-                  <wp:extent cx="936000" cy="592800"/>
-                  <wp:docPr id="28" name="Picture 28"/>
-                  <wp:cNvGraphicFramePr>
-                    <a:graphicFrameLocks noChangeAspect="1"/>
-                  </wp:cNvGraphicFramePr>
-                  <a:graphic>
-                    <a:graphicData uri="http://schemas.openxmlformats.org/drawingml/2006/picture">
-                      <pic:pic>
-                        <pic:nvPicPr>
-                          <pic:cNvPr id="0" name="chi-mori.jpg"/>
-                          <pic:cNvPicPr/>
-                        </pic:nvPicPr>
-                        <pic:blipFill>
-                          <a:blip r:embed="rId35"/>
-                          <a:stretch>
-                            <a:fillRect/>
-                          </a:stretch>
-                        </pic:blipFill>
-                        <pic:spPr>
-                          <a:xfrm>
-                            <a:off x="0" y="0"/>
-                            <a:ext cx="936000" cy="592800"/>
-                          </a:xfrm>
-                          <a:prstGeom prst="rect"/>
-                        </pic:spPr>
-                      </pic:pic>
-                    </a:graphicData>
-                  </a:graphic>
-                </wp:inline>
-              </w:drawing>
-            </w:r>
-          </w:p>
-        </w:tc>
-        <w:tc>
-          <w:tcPr>
-            <w:tcW w:type="dxa" w:w="8277"/>
-          </w:tcPr>
-          <w:p>
-            <w:pPr>
-              <w:spacing w:after="20"/>
-            </w:pPr>
-            <w:r/>
-            <w:r>
-              <w:rPr>
-                <w:rFonts w:ascii="Hiragino Mincho ProN" w:hAnsi="Hiragino Mincho ProN" w:eastAsia="Hiragino Mincho ProN"/>
-                <w:b/>
-                <w:sz w:val="22"/>
-              </w:rPr>
-              <w:t>森</w:t>
-            </w:r>
-          </w:p>
-          <w:p>
-            <w:pPr>
-              <w:spacing w:after="60" w:line="360" w:lineRule="auto"/>
-            </w:pPr>
-            <w:r>
-              <w:rPr>
-                <w:rFonts w:ascii="Hiragino Mincho ProN" w:hAnsi="Hiragino Mincho ProN" w:eastAsia="Hiragino Mincho ProN"/>
-                <w:color w:val="4A4640"/>
-                <w:sz w:val="19"/>
-              </w:rPr>
-              <w:t>足〇.六五／見通し九十五／戦う力〇.八五。伏兵を置けるのはここ（と林・集落）</w:t>
-            </w:r>
-          </w:p>
-        </w:tc>
-      </w:tr>
-    </w:tbl>
-    <w:tbl>
-      <w:tblPr>
-        <w:tblW w:type="auto" w:w="0"/>
-        <w:jc w:val="left"/>
-        <w:tblLook w:firstColumn="1" w:firstRow="1" w:lastColumn="0" w:lastRow="0" w:noHBand="0" w:noVBand="1" w:val="04A0"/>
-      </w:tblPr>
-      <w:tblGrid>
-        <w:gridCol w:w="4933"/>
-        <w:gridCol w:w="4933"/>
-      </w:tblGrid>
-      <w:tr>
-        <w:tc>
-          <w:tcPr>
-            <w:tcW w:type="dxa" w:w="1587"/>
-          </w:tcPr>
-          <w:p>
-            <w:r/>
-            <w:r>
-              <w:drawing>
-                <wp:inline xmlns:a="http://schemas.openxmlformats.org/drawingml/2006/main" xmlns:pic="http://schemas.openxmlformats.org/drawingml/2006/picture">
-                  <wp:extent cx="936000" cy="592800"/>
-                  <wp:docPr id="29" name="Picture 29"/>
-                  <wp:cNvGraphicFramePr>
-                    <a:graphicFrameLocks noChangeAspect="1"/>
-                  </wp:cNvGraphicFramePr>
-                  <a:graphic>
-                    <a:graphicData uri="http://schemas.openxmlformats.org/drawingml/2006/picture">
-                      <pic:pic>
-                        <pic:nvPicPr>
-                          <pic:cNvPr id="0" name="chi-oka.jpg"/>
-                          <pic:cNvPicPr/>
-                        </pic:nvPicPr>
-                        <pic:blipFill>
-                          <a:blip r:embed="rId36"/>
-                          <a:stretch>
-                            <a:fillRect/>
-                          </a:stretch>
-                        </pic:blipFill>
-                        <pic:spPr>
-                          <a:xfrm>
-                            <a:off x="0" y="0"/>
-                            <a:ext cx="936000" cy="592800"/>
-                          </a:xfrm>
-                          <a:prstGeom prst="rect"/>
-                        </pic:spPr>
-                      </pic:pic>
-                    </a:graphicData>
-                  </a:graphic>
-                </wp:inline>
-              </w:drawing>
-            </w:r>
-          </w:p>
-        </w:tc>
-        <w:tc>
-          <w:tcPr>
-            <w:tcW w:type="dxa" w:w="8277"/>
-          </w:tcPr>
-          <w:p>
-            <w:pPr>
-              <w:spacing w:after="20"/>
-            </w:pPr>
-            <w:r/>
-            <w:r>
-              <w:rPr>
-                <w:rFonts w:ascii="Hiragino Mincho ProN" w:hAnsi="Hiragino Mincho ProN" w:eastAsia="Hiragino Mincho ProN"/>
-                <w:b/>
-                <w:sz w:val="22"/>
-              </w:rPr>
-              <w:t>丘</w:t>
-            </w:r>
-          </w:p>
-          <w:p>
-            <w:pPr>
-              <w:spacing w:after="60" w:line="360" w:lineRule="auto"/>
-            </w:pPr>
-            <w:r>
-              <w:rPr>
-                <w:rFonts w:ascii="Hiragino Mincho ProN" w:hAnsi="Hiragino Mincho ProN" w:eastAsia="Hiragino Mincho ProN"/>
-                <w:color w:val="4A4640"/>
-                <w:sz w:val="19"/>
-              </w:rPr>
-              <w:t>足〇.七／戦う力一.一五／見通し三六〇。登れば強い。避けるものではなく、取るもの</w:t>
-            </w:r>
-          </w:p>
-        </w:tc>
-      </w:tr>
-    </w:tbl>
-    <w:tbl>
-      <w:tblPr>
-        <w:tblW w:type="auto" w:w="0"/>
-        <w:jc w:val="left"/>
-        <w:tblLook w:firstColumn="1" w:firstRow="1" w:lastColumn="0" w:lastRow="0" w:noHBand="0" w:noVBand="1" w:val="04A0"/>
-      </w:tblPr>
-      <w:tblGrid>
-        <w:gridCol w:w="4933"/>
-        <w:gridCol w:w="4933"/>
-      </w:tblGrid>
-      <w:tr>
-        <w:tc>
-          <w:tcPr>
-            <w:tcW w:type="dxa" w:w="1587"/>
-          </w:tcPr>
-          <w:p>
-            <w:r/>
-            <w:r>
-              <w:drawing>
-                <wp:inline xmlns:a="http://schemas.openxmlformats.org/drawingml/2006/main" xmlns:pic="http://schemas.openxmlformats.org/drawingml/2006/picture">
-                  <wp:extent cx="936000" cy="592800"/>
-                  <wp:docPr id="30" name="Picture 30"/>
-                  <wp:cNvGraphicFramePr>
-                    <a:graphicFrameLocks noChangeAspect="1"/>
-                  </wp:cNvGraphicFramePr>
-                  <a:graphic>
-                    <a:graphicData uri="http://schemas.openxmlformats.org/drawingml/2006/picture">
-                      <pic:pic>
-                        <pic:nvPicPr>
-                          <pic:cNvPr id="0" name="chi-shitsuchi.jpg"/>
                           <pic:cNvPicPr/>
                         </pic:nvPicPr>
                         <pic:blipFill>
@@ -9266,7 +11526,7 @@
                 <w:b/>
                 <w:sz w:val="22"/>
               </w:rPr>
-              <w:t>湿地</w:t>
+              <w:t>林</w:t>
             </w:r>
           </w:p>
           <w:p>
@@ -9279,7 +11539,7 @@
                 <w:color w:val="4A4640"/>
                 <w:sz w:val="19"/>
               </w:rPr>
-              <w:t>足〇.五／戦う力〇.八。踏み込めば身動きが取れない</w:t>
+              <w:t>足〇.八二／見通し百六十五。軽く身を隠せる</w:t>
             </w:r>
           </w:p>
         </w:tc>
@@ -9314,7 +11574,7 @@
                     <a:graphicData uri="http://schemas.openxmlformats.org/drawingml/2006/picture">
                       <pic:pic>
                         <pic:nvPicPr>
-                          <pic:cNvPr id="0" name="chi-shuraku.jpg"/>
+                          <pic:cNvPr id="0" name="chi-mori.jpg"/>
                           <pic:cNvPicPr/>
                         </pic:nvPicPr>
                         <pic:blipFill>
@@ -9353,7 +11613,7 @@
                 <w:b/>
                 <w:sz w:val="22"/>
               </w:rPr>
-              <w:t>集落</w:t>
+              <w:t>森</w:t>
             </w:r>
           </w:p>
           <w:p>
@@ -9366,7 +11626,7 @@
                 <w:color w:val="4A4640"/>
                 <w:sz w:val="19"/>
               </w:rPr>
-              <w:t>足〇.七八／見通し百三十。垣と屋根に紛れる</w:t>
+              <w:t>足〇.六五／見通し九十五／戦う力〇.八五。伏兵を置けるのはここ（と林・集落）</w:t>
             </w:r>
           </w:p>
         </w:tc>
@@ -9401,7 +11661,7 @@
                     <a:graphicData uri="http://schemas.openxmlformats.org/drawingml/2006/picture">
                       <pic:pic>
                         <pic:nvPicPr>
-                          <pic:cNvPr id="0" name="chi-hashi.jpg"/>
+                          <pic:cNvPr id="0" name="chi-oka.jpg"/>
                           <pic:cNvPicPr/>
                         </pic:nvPicPr>
                         <pic:blipFill>
@@ -9440,7 +11700,7 @@
                 <w:b/>
                 <w:sz w:val="22"/>
               </w:rPr>
-              <w:t>橋</w:t>
+              <w:t>丘</w:t>
             </w:r>
           </w:p>
           <w:p>
@@ -9453,7 +11713,7 @@
                 <w:color w:val="4A4640"/>
                 <w:sz w:val="19"/>
               </w:rPr>
-              <w:t>足〇.九五。淵は足〇.一・戦う力〇.五。橋は狭いが確かな道</w:t>
+              <w:t>足〇.七／戦う力一.一五／見通し三六〇。登れば強い。避けるものではなく、取るもの</w:t>
             </w:r>
           </w:p>
         </w:tc>
@@ -9488,11 +11748,272 @@
                     <a:graphicData uri="http://schemas.openxmlformats.org/drawingml/2006/picture">
                       <pic:pic>
                         <pic:nvPicPr>
+                          <pic:cNvPr id="0" name="chi-shitsuchi.jpg"/>
+                          <pic:cNvPicPr/>
+                        </pic:nvPicPr>
+                        <pic:blipFill>
+                          <a:blip r:embed="rId40"/>
+                          <a:stretch>
+                            <a:fillRect/>
+                          </a:stretch>
+                        </pic:blipFill>
+                        <pic:spPr>
+                          <a:xfrm>
+                            <a:off x="0" y="0"/>
+                            <a:ext cx="936000" cy="592800"/>
+                          </a:xfrm>
+                          <a:prstGeom prst="rect"/>
+                        </pic:spPr>
+                      </pic:pic>
+                    </a:graphicData>
+                  </a:graphic>
+                </wp:inline>
+              </w:drawing>
+            </w:r>
+          </w:p>
+        </w:tc>
+        <w:tc>
+          <w:tcPr>
+            <w:tcW w:type="dxa" w:w="8277"/>
+          </w:tcPr>
+          <w:p>
+            <w:pPr>
+              <w:spacing w:after="20"/>
+            </w:pPr>
+            <w:r/>
+            <w:r>
+              <w:rPr>
+                <w:rFonts w:ascii="Hiragino Mincho ProN" w:hAnsi="Hiragino Mincho ProN" w:eastAsia="Hiragino Mincho ProN"/>
+                <w:b/>
+                <w:sz w:val="22"/>
+              </w:rPr>
+              <w:t>湿地</w:t>
+            </w:r>
+          </w:p>
+          <w:p>
+            <w:pPr>
+              <w:spacing w:after="60" w:line="360" w:lineRule="auto"/>
+            </w:pPr>
+            <w:r>
+              <w:rPr>
+                <w:rFonts w:ascii="Hiragino Mincho ProN" w:hAnsi="Hiragino Mincho ProN" w:eastAsia="Hiragino Mincho ProN"/>
+                <w:color w:val="4A4640"/>
+                <w:sz w:val="19"/>
+              </w:rPr>
+              <w:t>足〇.五／戦う力〇.八。踏み込めば身動きが取れない</w:t>
+            </w:r>
+          </w:p>
+        </w:tc>
+      </w:tr>
+    </w:tbl>
+    <w:tbl>
+      <w:tblPr>
+        <w:tblW w:type="auto" w:w="0"/>
+        <w:jc w:val="left"/>
+        <w:tblLook w:firstColumn="1" w:firstRow="1" w:lastColumn="0" w:lastRow="0" w:noHBand="0" w:noVBand="1" w:val="04A0"/>
+      </w:tblPr>
+      <w:tblGrid>
+        <w:gridCol w:w="4933"/>
+        <w:gridCol w:w="4933"/>
+      </w:tblGrid>
+      <w:tr>
+        <w:tc>
+          <w:tcPr>
+            <w:tcW w:type="dxa" w:w="1587"/>
+          </w:tcPr>
+          <w:p>
+            <w:r/>
+            <w:r>
+              <w:drawing>
+                <wp:inline xmlns:a="http://schemas.openxmlformats.org/drawingml/2006/main" xmlns:pic="http://schemas.openxmlformats.org/drawingml/2006/picture">
+                  <wp:extent cx="936000" cy="592800"/>
+                  <wp:docPr id="34" name="Picture 34"/>
+                  <wp:cNvGraphicFramePr>
+                    <a:graphicFrameLocks noChangeAspect="1"/>
+                  </wp:cNvGraphicFramePr>
+                  <a:graphic>
+                    <a:graphicData uri="http://schemas.openxmlformats.org/drawingml/2006/picture">
+                      <pic:pic>
+                        <pic:nvPicPr>
+                          <pic:cNvPr id="0" name="chi-shuraku.jpg"/>
+                          <pic:cNvPicPr/>
+                        </pic:nvPicPr>
+                        <pic:blipFill>
+                          <a:blip r:embed="rId41"/>
+                          <a:stretch>
+                            <a:fillRect/>
+                          </a:stretch>
+                        </pic:blipFill>
+                        <pic:spPr>
+                          <a:xfrm>
+                            <a:off x="0" y="0"/>
+                            <a:ext cx="936000" cy="592800"/>
+                          </a:xfrm>
+                          <a:prstGeom prst="rect"/>
+                        </pic:spPr>
+                      </pic:pic>
+                    </a:graphicData>
+                  </a:graphic>
+                </wp:inline>
+              </w:drawing>
+            </w:r>
+          </w:p>
+        </w:tc>
+        <w:tc>
+          <w:tcPr>
+            <w:tcW w:type="dxa" w:w="8277"/>
+          </w:tcPr>
+          <w:p>
+            <w:pPr>
+              <w:spacing w:after="20"/>
+            </w:pPr>
+            <w:r/>
+            <w:r>
+              <w:rPr>
+                <w:rFonts w:ascii="Hiragino Mincho ProN" w:hAnsi="Hiragino Mincho ProN" w:eastAsia="Hiragino Mincho ProN"/>
+                <w:b/>
+                <w:sz w:val="22"/>
+              </w:rPr>
+              <w:t>集落</w:t>
+            </w:r>
+          </w:p>
+          <w:p>
+            <w:pPr>
+              <w:spacing w:after="60" w:line="360" w:lineRule="auto"/>
+            </w:pPr>
+            <w:r>
+              <w:rPr>
+                <w:rFonts w:ascii="Hiragino Mincho ProN" w:hAnsi="Hiragino Mincho ProN" w:eastAsia="Hiragino Mincho ProN"/>
+                <w:color w:val="4A4640"/>
+                <w:sz w:val="19"/>
+              </w:rPr>
+              <w:t>足〇.七八／見通し百三十。垣と屋根に紛れる</w:t>
+            </w:r>
+          </w:p>
+        </w:tc>
+      </w:tr>
+    </w:tbl>
+    <w:tbl>
+      <w:tblPr>
+        <w:tblW w:type="auto" w:w="0"/>
+        <w:jc w:val="left"/>
+        <w:tblLook w:firstColumn="1" w:firstRow="1" w:lastColumn="0" w:lastRow="0" w:noHBand="0" w:noVBand="1" w:val="04A0"/>
+      </w:tblPr>
+      <w:tblGrid>
+        <w:gridCol w:w="4933"/>
+        <w:gridCol w:w="4933"/>
+      </w:tblGrid>
+      <w:tr>
+        <w:tc>
+          <w:tcPr>
+            <w:tcW w:type="dxa" w:w="1587"/>
+          </w:tcPr>
+          <w:p>
+            <w:r/>
+            <w:r>
+              <w:drawing>
+                <wp:inline xmlns:a="http://schemas.openxmlformats.org/drawingml/2006/main" xmlns:pic="http://schemas.openxmlformats.org/drawingml/2006/picture">
+                  <wp:extent cx="936000" cy="592800"/>
+                  <wp:docPr id="35" name="Picture 35"/>
+                  <wp:cNvGraphicFramePr>
+                    <a:graphicFrameLocks noChangeAspect="1"/>
+                  </wp:cNvGraphicFramePr>
+                  <a:graphic>
+                    <a:graphicData uri="http://schemas.openxmlformats.org/drawingml/2006/picture">
+                      <pic:pic>
+                        <pic:nvPicPr>
+                          <pic:cNvPr id="0" name="chi-hashi.jpg"/>
+                          <pic:cNvPicPr/>
+                        </pic:nvPicPr>
+                        <pic:blipFill>
+                          <a:blip r:embed="rId42"/>
+                          <a:stretch>
+                            <a:fillRect/>
+                          </a:stretch>
+                        </pic:blipFill>
+                        <pic:spPr>
+                          <a:xfrm>
+                            <a:off x="0" y="0"/>
+                            <a:ext cx="936000" cy="592800"/>
+                          </a:xfrm>
+                          <a:prstGeom prst="rect"/>
+                        </pic:spPr>
+                      </pic:pic>
+                    </a:graphicData>
+                  </a:graphic>
+                </wp:inline>
+              </w:drawing>
+            </w:r>
+          </w:p>
+        </w:tc>
+        <w:tc>
+          <w:tcPr>
+            <w:tcW w:type="dxa" w:w="8277"/>
+          </w:tcPr>
+          <w:p>
+            <w:pPr>
+              <w:spacing w:after="20"/>
+            </w:pPr>
+            <w:r/>
+            <w:r>
+              <w:rPr>
+                <w:rFonts w:ascii="Hiragino Mincho ProN" w:hAnsi="Hiragino Mincho ProN" w:eastAsia="Hiragino Mincho ProN"/>
+                <w:b/>
+                <w:sz w:val="22"/>
+              </w:rPr>
+              <w:t>橋</w:t>
+            </w:r>
+          </w:p>
+          <w:p>
+            <w:pPr>
+              <w:spacing w:after="60" w:line="360" w:lineRule="auto"/>
+            </w:pPr>
+            <w:r>
+              <w:rPr>
+                <w:rFonts w:ascii="Hiragino Mincho ProN" w:hAnsi="Hiragino Mincho ProN" w:eastAsia="Hiragino Mincho ProN"/>
+                <w:color w:val="4A4640"/>
+                <w:sz w:val="19"/>
+              </w:rPr>
+              <w:t>足〇.九五。淵は足〇.一・戦う力〇.五。橋は狭いが確かな道</w:t>
+            </w:r>
+          </w:p>
+        </w:tc>
+      </w:tr>
+    </w:tbl>
+    <w:tbl>
+      <w:tblPr>
+        <w:tblW w:type="auto" w:w="0"/>
+        <w:jc w:val="left"/>
+        <w:tblLook w:firstColumn="1" w:firstRow="1" w:lastColumn="0" w:lastRow="0" w:noHBand="0" w:noVBand="1" w:val="04A0"/>
+      </w:tblPr>
+      <w:tblGrid>
+        <w:gridCol w:w="4933"/>
+        <w:gridCol w:w="4933"/>
+      </w:tblGrid>
+      <w:tr>
+        <w:tc>
+          <w:tcPr>
+            <w:tcW w:type="dxa" w:w="1587"/>
+          </w:tcPr>
+          <w:p>
+            <w:r/>
+            <w:r>
+              <w:drawing>
+                <wp:inline xmlns:a="http://schemas.openxmlformats.org/drawingml/2006/main" xmlns:pic="http://schemas.openxmlformats.org/drawingml/2006/picture">
+                  <wp:extent cx="936000" cy="592800"/>
+                  <wp:docPr id="36" name="Picture 36"/>
+                  <wp:cNvGraphicFramePr>
+                    <a:graphicFrameLocks noChangeAspect="1"/>
+                  </wp:cNvGraphicFramePr>
+                  <a:graphic>
+                    <a:graphicData uri="http://schemas.openxmlformats.org/drawingml/2006/picture">
+                      <pic:pic>
+                        <pic:nvPicPr>
                           <pic:cNvPr id="0" name="chi-asase.jpg"/>
                           <pic:cNvPicPr/>
                         </pic:nvPicPr>
                         <pic:blipFill>
-                          <a:blip r:embed="rId40"/>
+                          <a:blip r:embed="rId43"/>
                           <a:stretch>
                             <a:fillRect/>
                           </a:stretch>
@@ -9998,8 +12519,76 @@
       <w:r>
         <w:drawing>
           <wp:inline xmlns:a="http://schemas.openxmlformats.org/drawingml/2006/main" xmlns:pic="http://schemas.openxmlformats.org/drawingml/2006/picture">
+            <wp:extent cx="6048000" cy="6048000"/>
+            <wp:docPr id="37" name="Picture 37"/>
+            <wp:cNvGraphicFramePr>
+              <a:graphicFrameLocks noChangeAspect="1"/>
+            </wp:cNvGraphicFramePr>
+            <a:graphic>
+              <a:graphicData uri="http://schemas.openxmlformats.org/drawingml/2006/picture">
+                <pic:pic>
+                  <pic:nvPicPr>
+                    <pic:cNvPr id="0" name="siege-plan.jpg"/>
+                    <pic:cNvPicPr/>
+                  </pic:nvPicPr>
+                  <pic:blipFill>
+                    <a:blip r:embed="rId44"/>
+                    <a:stretch>
+                      <a:fillRect/>
+                    </a:stretch>
+                  </pic:blipFill>
+                  <pic:spPr>
+                    <a:xfrm>
+                      <a:off x="0" y="0"/>
+                      <a:ext cx="6048000" cy="6048000"/>
+                    </a:xfrm>
+                    <a:prstGeom prst="rect"/>
+                  </pic:spPr>
+                </pic:pic>
+              </a:graphicData>
+            </a:graphic>
+          </wp:inline>
+        </w:drawing>
+      </w:r>
+    </w:p>
+    <w:p>
+      <w:pPr>
+        <w:spacing w:before="0" w:after="160"/>
+      </w:pPr>
+      <w:r>
+        <w:rPr>
+          <w:rFonts w:ascii="Hiragino Mincho ProN" w:hAnsi="Hiragino Mincho ProN" w:eastAsia="Hiragino Mincho ProN"/>
+          <w:b w:val="0"/>
+          <w:color w:val="6E6A62"/>
+          <w:sz w:val="17"/>
+        </w:rPr>
+        <w:t>包囲の段。囲みを続けて兵糧を断つか、強攻するかを選ぶ</w:t>
+      </w:r>
+    </w:p>
+    <w:p>
+      <w:pPr>
+        <w:spacing w:before="0" w:after="100"/>
+        <w:jc w:val="both"/>
+      </w:pPr>
+      <w:r>
+        <w:rPr>
+          <w:rFonts w:ascii="Hiragino Mincho ProN" w:hAnsi="Hiragino Mincho ProN" w:eastAsia="Hiragino Mincho ProN"/>
+          <w:b w:val="0"/>
+          <w:color w:val="26262A"/>
+          <w:sz w:val="21"/>
+        </w:rPr>
+        <w:t>城を囲んだ翌月から、囲みを続ける（兵糧を断つ）か、強攻するかを選べる。</w:t>
+      </w:r>
+    </w:p>
+    <w:p>
+      <w:pPr>
+        <w:spacing w:after="40"/>
+      </w:pPr>
+      <w:r>
+        <w:drawing>
+          <wp:inline xmlns:a="http://schemas.openxmlformats.org/drawingml/2006/main" xmlns:pic="http://schemas.openxmlformats.org/drawingml/2006/picture">
             <wp:extent cx="6048000" cy="4783968"/>
-            <wp:docPr id="34" name="Picture 34"/>
+            <wp:docPr id="38" name="Picture 38"/>
             <wp:cNvGraphicFramePr>
               <a:graphicFrameLocks noChangeAspect="1"/>
             </wp:cNvGraphicFramePr>
@@ -10011,7 +12600,7 @@
                     <pic:cNvPicPr/>
                   </pic:nvPicPr>
                   <pic:blipFill>
-                    <a:blip r:embed="rId41"/>
+                    <a:blip r:embed="rId45"/>
                     <a:stretch>
                       <a:fillRect/>
                     </a:stretch>
@@ -10041,22 +12630,7 @@
           <w:color w:val="6E6A62"/>
           <w:sz w:val="17"/>
         </w:rPr>
-        <w:t>城郭図。曲輪と城門、堀と矢倉。右に門と施設の様子が並ぶ</w:t>
-      </w:r>
-    </w:p>
-    <w:p>
-      <w:pPr>
-        <w:spacing w:before="0" w:after="100"/>
-        <w:jc w:val="both"/>
-      </w:pPr>
-      <w:r>
-        <w:rPr>
-          <w:rFonts w:ascii="Hiragino Mincho ProN" w:hAnsi="Hiragino Mincho ProN" w:eastAsia="Hiragino Mincho ProN"/>
-          <w:b w:val="0"/>
-          <w:color w:val="26262A"/>
-          <w:sz w:val="21"/>
-        </w:rPr>
-        <w:t>城を囲んだ翌月から、囲みを続ける（兵糧を断つ）か、強攻するかを選べる。強攻を選ぶと城郭図の上での戦になる。</w:t>
+        <w:t>城郭図。曲輪が入れ子になり、いちばん内が本丸。右に門と施設の様子が並ぶ</w:t>
       </w:r>
     </w:p>
     <w:p>
@@ -10489,6 +13063,142 @@
     </w:p>
     <w:p>
       <w:pPr>
+        <w:spacing w:after="40"/>
+      </w:pPr>
+      <w:r>
+        <w:drawing>
+          <wp:inline xmlns:a="http://schemas.openxmlformats.org/drawingml/2006/main" xmlns:pic="http://schemas.openxmlformats.org/drawingml/2006/picture">
+            <wp:extent cx="6048000" cy="4783968"/>
+            <wp:docPr id="39" name="Picture 39"/>
+            <wp:cNvGraphicFramePr>
+              <a:graphicFrameLocks noChangeAspect="1"/>
+            </wp:cNvGraphicFramePr>
+            <a:graphic>
+              <a:graphicData uri="http://schemas.openxmlformats.org/drawingml/2006/picture">
+                <pic:pic>
+                  <pic:nvPicPr>
+                    <pic:cNvPr id="0" name="siege-gate.jpg"/>
+                    <pic:cNvPicPr/>
+                  </pic:nvPicPr>
+                  <pic:blipFill>
+                    <a:blip r:embed="rId46"/>
+                    <a:stretch>
+                      <a:fillRect/>
+                    </a:stretch>
+                  </pic:blipFill>
+                  <pic:spPr>
+                    <a:xfrm>
+                      <a:off x="0" y="0"/>
+                      <a:ext cx="6048000" cy="4783968"/>
+                    </a:xfrm>
+                    <a:prstGeom prst="rect"/>
+                  </pic:spPr>
+                </pic:pic>
+              </a:graphicData>
+            </a:graphic>
+          </wp:inline>
+        </w:drawing>
+      </w:r>
+    </w:p>
+    <w:p>
+      <w:pPr>
+        <w:spacing w:before="0" w:after="160"/>
+      </w:pPr>
+      <w:r>
+        <w:rPr>
+          <w:rFonts w:ascii="Hiragino Mincho ProN" w:hAnsi="Hiragino Mincho ProN" w:eastAsia="Hiragino Mincho ProN"/>
+          <w:b w:val="0"/>
+          <w:color w:val="6E6A62"/>
+          <w:sz w:val="17"/>
+        </w:rPr>
+        <w:t>門を破るところ。堀を渡り、虎口を折れ、門に取りつく</w:t>
+      </w:r>
+    </w:p>
+    <w:p>
+      <w:pPr>
+        <w:spacing w:before="0" w:after="100"/>
+        <w:jc w:val="both"/>
+      </w:pPr>
+      <w:r>
+        <w:rPr>
+          <w:rFonts w:ascii="Hiragino Mincho ProN" w:hAnsi="Hiragino Mincho ProN" w:eastAsia="Hiragino Mincho ProN"/>
+          <w:b w:val="0"/>
+          <w:color w:val="26262A"/>
+          <w:sz w:val="21"/>
+        </w:rPr>
+        <w:t>堀を渡れるのは土橋の上だけである。門の外の囲い（虎口・枡形）が寄せ手を折り曲げるので、まっすぐには入れない。門が破れれば、その曲輪の陣鐘は鳴りやむ。</w:t>
+      </w:r>
+    </w:p>
+    <w:p>
+      <w:pPr>
+        <w:spacing w:after="40"/>
+      </w:pPr>
+      <w:r>
+        <w:drawing>
+          <wp:inline xmlns:a="http://schemas.openxmlformats.org/drawingml/2006/main" xmlns:pic="http://schemas.openxmlformats.org/drawingml/2006/picture">
+            <wp:extent cx="6048000" cy="4783968"/>
+            <wp:docPr id="40" name="Picture 40"/>
+            <wp:cNvGraphicFramePr>
+              <a:graphicFrameLocks noChangeAspect="1"/>
+            </wp:cNvGraphicFramePr>
+            <a:graphic>
+              <a:graphicData uri="http://schemas.openxmlformats.org/drawingml/2006/picture">
+                <pic:pic>
+                  <pic:nvPicPr>
+                    <pic:cNvPr id="0" name="siege-late.jpg"/>
+                    <pic:cNvPicPr/>
+                  </pic:nvPicPr>
+                  <pic:blipFill>
+                    <a:blip r:embed="rId47"/>
+                    <a:stretch>
+                      <a:fillRect/>
+                    </a:stretch>
+                  </pic:blipFill>
+                  <pic:spPr>
+                    <a:xfrm>
+                      <a:off x="0" y="0"/>
+                      <a:ext cx="6048000" cy="4783968"/>
+                    </a:xfrm>
+                    <a:prstGeom prst="rect"/>
+                  </pic:spPr>
+                </pic:pic>
+              </a:graphicData>
+            </a:graphic>
+          </wp:inline>
+        </w:drawing>
+      </w:r>
+    </w:p>
+    <w:p>
+      <w:pPr>
+        <w:spacing w:before="0" w:after="160"/>
+      </w:pPr>
+      <w:r>
+        <w:rPr>
+          <w:rFonts w:ascii="Hiragino Mincho ProN" w:hAnsi="Hiragino Mincho ProN" w:eastAsia="Hiragino Mincho ProN"/>
+          <w:b w:val="0"/>
+          <w:color w:val="6E6A62"/>
+          <w:sz w:val="17"/>
+        </w:rPr>
+        <w:t>門ごとの押し合い。右に門の残りと施設の様子が並ぶ（惣構大手52%・搦手28%・東脇39%）</w:t>
+      </w:r>
+    </w:p>
+    <w:p>
+      <w:pPr>
+        <w:spacing w:before="0" w:after="100"/>
+        <w:jc w:val="both"/>
+      </w:pPr>
+      <w:r>
+        <w:rPr>
+          <w:rFonts w:ascii="Hiragino Mincho ProN" w:hAnsi="Hiragino Mincho ProN" w:eastAsia="Hiragino Mincho ProN"/>
+          <w:b w:val="0"/>
+          <w:color w:val="26262A"/>
+          <w:sz w:val="21"/>
+        </w:rPr>
+        <w:t>城方は門のすぐ内に張り付いて門を支え、外の寄せ手へ射かける。寄せ手が弱れば門を開いて討って出る。持ち場の門が保たなくなれば、ひとつ内の門へ下がり、そこで立て直してその門を守る。</w:t>
+      </w:r>
+    </w:p>
+    <w:p>
+      <w:pPr>
         <w:spacing w:before="240" w:after="60"/>
       </w:pPr>
       <w:r>
@@ -10553,7 +13263,7 @@
               <w:drawing>
                 <wp:inline xmlns:a="http://schemas.openxmlformats.org/drawingml/2006/main" xmlns:pic="http://schemas.openxmlformats.org/drawingml/2006/picture">
                   <wp:extent cx="936000" cy="599040"/>
-                  <wp:docPr id="35" name="Picture 35"/>
+                  <wp:docPr id="41" name="Picture 41"/>
                   <wp:cNvGraphicFramePr>
                     <a:graphicFrameLocks noChangeAspect="1"/>
                   </wp:cNvGraphicFramePr>
@@ -10565,7 +13275,7 @@
                           <pic:cNvPicPr/>
                         </pic:nvPicPr>
                         <pic:blipFill>
-                          <a:blip r:embed="rId42"/>
+                          <a:blip r:embed="rId48"/>
                           <a:stretch>
                             <a:fillRect/>
                           </a:stretch>
@@ -10640,7 +13350,7 @@
               <w:drawing>
                 <wp:inline xmlns:a="http://schemas.openxmlformats.org/drawingml/2006/main" xmlns:pic="http://schemas.openxmlformats.org/drawingml/2006/picture">
                   <wp:extent cx="936000" cy="599040"/>
-                  <wp:docPr id="36" name="Picture 36"/>
+                  <wp:docPr id="42" name="Picture 42"/>
                   <wp:cNvGraphicFramePr>
                     <a:graphicFrameLocks noChangeAspect="1"/>
                   </wp:cNvGraphicFramePr>
@@ -10652,7 +13362,7 @@
                           <pic:cNvPicPr/>
                         </pic:nvPicPr>
                         <pic:blipFill>
-                          <a:blip r:embed="rId43"/>
+                          <a:blip r:embed="rId49"/>
                           <a:stretch>
                             <a:fillRect/>
                           </a:stretch>
@@ -10727,7 +13437,7 @@
               <w:drawing>
                 <wp:inline xmlns:a="http://schemas.openxmlformats.org/drawingml/2006/main" xmlns:pic="http://schemas.openxmlformats.org/drawingml/2006/picture">
                   <wp:extent cx="936000" cy="599040"/>
-                  <wp:docPr id="37" name="Picture 37"/>
+                  <wp:docPr id="43" name="Picture 43"/>
                   <wp:cNvGraphicFramePr>
                     <a:graphicFrameLocks noChangeAspect="1"/>
                   </wp:cNvGraphicFramePr>
@@ -10739,7 +13449,7 @@
                           <pic:cNvPicPr/>
                         </pic:nvPicPr>
                         <pic:blipFill>
-                          <a:blip r:embed="rId44"/>
+                          <a:blip r:embed="rId50"/>
                           <a:stretch>
                             <a:fillRect/>
                           </a:stretch>
@@ -10814,7 +13524,7 @@
               <w:drawing>
                 <wp:inline xmlns:a="http://schemas.openxmlformats.org/drawingml/2006/main" xmlns:pic="http://schemas.openxmlformats.org/drawingml/2006/picture">
                   <wp:extent cx="936000" cy="599040"/>
-                  <wp:docPr id="38" name="Picture 38"/>
+                  <wp:docPr id="44" name="Picture 44"/>
                   <wp:cNvGraphicFramePr>
                     <a:graphicFrameLocks noChangeAspect="1"/>
                   </wp:cNvGraphicFramePr>
@@ -10826,7 +13536,7 @@
                           <pic:cNvPicPr/>
                         </pic:nvPicPr>
                         <pic:blipFill>
-                          <a:blip r:embed="rId45"/>
+                          <a:blip r:embed="rId51"/>
                           <a:stretch>
                             <a:fillRect/>
                           </a:stretch>
@@ -11318,6 +14028,342 @@
           <w:rFonts w:ascii="Hiragino Mincho ProN" w:hAnsi="Hiragino Mincho ProN" w:eastAsia="Hiragino Mincho ProN"/>
           <w:sz w:val="34"/>
         </w:rPr>
+        <w:t>これから</w:t>
+      </w:r>
+      <w:r>
+        <w:rPr>
+          <w:rFonts w:ascii="Hiragino Sans" w:hAnsi="Hiragino Sans" w:eastAsia="Hiragino Sans"/>
+          <w:color w:val="8A8478"/>
+          <w:sz w:val="20"/>
+        </w:rPr>
+        <w:t xml:space="preserve">　　作りかけと、その先</w:t>
+      </w:r>
+    </w:p>
+    <w:p>
+      <w:pPr>
+        <w:spacing w:before="240" w:after="60"/>
+      </w:pPr>
+      <w:r>
+        <w:rPr>
+          <w:rFonts w:ascii="Hiragino Sans" w:hAnsi="Hiragino Sans" w:eastAsia="Hiragino Sans"/>
+          <w:b/>
+          <w:color w:val="4A4640"/>
+          <w:sz w:val="23"/>
+          <w:spacing w:val="24"/>
+        </w:rPr>
+        <w:t>天下騒乱</w:t>
+      </w:r>
+    </w:p>
+    <w:p>
+      <w:pPr>
+        <w:spacing w:before="0" w:after="100"/>
+        <w:jc w:val="both"/>
+      </w:pPr>
+      <w:r>
+        <w:rPr>
+          <w:rFonts w:ascii="Hiragino Mincho ProN" w:hAnsi="Hiragino Mincho ProN" w:eastAsia="Hiragino Mincho ProN"/>
+          <w:b w:val="0"/>
+          <w:color w:val="26262A"/>
+          <w:sz w:val="21"/>
+        </w:rPr>
+        <w:t>いまの盤は、遊ぶ側の当主が死んでも跡目が継げば家は続く、というところまでである。その先に「天下騒乱」を考えている。</w:t>
+      </w:r>
+    </w:p>
+    <w:p>
+      <w:pPr>
+        <w:spacing w:before="0" w:after="100"/>
+        <w:jc w:val="both"/>
+      </w:pPr>
+      <w:r>
+        <w:rPr>
+          <w:rFonts w:ascii="Hiragino Mincho ProN" w:hAnsi="Hiragino Mincho ProN" w:eastAsia="Hiragino Mincho ProN"/>
+          <w:b w:val="0"/>
+          <w:color w:val="26262A"/>
+          <w:sz w:val="21"/>
+        </w:rPr>
+        <w:t>当主が世を去れば、家中は必ずしも一枚ではない。跡目を巡って家が割れ、旗の下にあった家は独立の機を窺う。統一を目前にして家が二つに裂ける――織田も、豊臣も、そうして崩れた。統一までを一本道にせず、統一したあとにも崩れる余地を残したい。</w:t>
+      </w:r>
+    </w:p>
+    <w:p>
+      <w:pPr>
+        <w:pStyle w:val="ListBullet"/>
+        <w:spacing w:after="40" w:line="360" w:lineRule="auto"/>
+      </w:pPr>
+      <w:r>
+        <w:rPr>
+          <w:rFonts w:ascii="Hiragino Mincho ProN" w:hAnsi="Hiragino Mincho ProN" w:eastAsia="Hiragino Mincho ProN"/>
+          <w:sz w:val="20"/>
+        </w:rPr>
+        <w:t>当主の死による後継争い。家中が二つに割れ、城ごとに旗が分かれる</w:t>
+      </w:r>
+    </w:p>
+    <w:p>
+      <w:pPr>
+        <w:pStyle w:val="ListBullet"/>
+        <w:spacing w:after="40" w:line="360" w:lineRule="auto"/>
+      </w:pPr>
+      <w:r>
+        <w:rPr>
+          <w:rFonts w:ascii="Hiragino Mincho ProN" w:hAnsi="Hiragino Mincho ProN" w:eastAsia="Hiragino Mincho ProN"/>
+          <w:sz w:val="20"/>
+        </w:rPr>
+        <w:t>旗の下の大名の独立。主家が弱れば、従えていた家は背く</w:t>
+      </w:r>
+    </w:p>
+    <w:p>
+      <w:pPr>
+        <w:pStyle w:val="ListBullet"/>
+        <w:spacing w:after="40" w:line="360" w:lineRule="auto"/>
+      </w:pPr>
+      <w:r>
+        <w:rPr>
+          <w:rFonts w:ascii="Hiragino Mincho ProN" w:hAnsi="Hiragino Mincho ProN" w:eastAsia="Hiragino Mincho ProN"/>
+          <w:sz w:val="20"/>
+        </w:rPr>
+        <w:t>いまの盤で作ってある仕組み（家督・血筋・忠誠・従属と臣従）を、そのまま使う</w:t>
+      </w:r>
+    </w:p>
+    <w:p>
+      <w:pPr>
+        <w:spacing w:before="240" w:after="60"/>
+      </w:pPr>
+      <w:r>
+        <w:rPr>
+          <w:rFonts w:ascii="Hiragino Sans" w:hAnsi="Hiragino Sans" w:eastAsia="Hiragino Sans"/>
+          <w:b/>
+          <w:color w:val="4A4640"/>
+          <w:sz w:val="23"/>
+          <w:spacing w:val="24"/>
+        </w:rPr>
+        <w:t>世界編</w:t>
+      </w:r>
+    </w:p>
+    <w:p>
+      <w:pPr>
+        <w:spacing w:before="0" w:after="100"/>
+        <w:jc w:val="both"/>
+      </w:pPr>
+      <w:r>
+        <w:rPr>
+          <w:rFonts w:ascii="Hiragino Mincho ProN" w:hAnsi="Hiragino Mincho ProN" w:eastAsia="Hiragino Mincho ProN"/>
+          <w:b w:val="0"/>
+          <w:color w:val="26262A"/>
+          <w:sz w:val="21"/>
+        </w:rPr>
+        <w:t>日本の統一で終わりにしない。統一した盤のデータをそのまま持ち越して、外へ出る筋を考えている。</w:t>
+      </w:r>
+    </w:p>
+    <w:p>
+      <w:pPr>
+        <w:spacing w:before="0" w:after="100"/>
+        <w:jc w:val="both"/>
+      </w:pPr>
+      <w:r>
+        <w:rPr>
+          <w:rFonts w:ascii="Hiragino Mincho ProN" w:hAnsi="Hiragino Mincho ProN" w:eastAsia="Hiragino Mincho ProN"/>
+          <w:b w:val="0"/>
+          <w:color w:val="26262A"/>
+          <w:sz w:val="21"/>
+        </w:rPr>
+        <w:t>石高・軍役・行軍・兵糧・運び賃といった仕組みは、日本の外でも同じ理屈で働く。この盤で積んだものを土台にできる。</w:t>
+      </w:r>
+    </w:p>
+    <w:p>
+      <w:pPr>
+        <w:spacing w:before="240" w:after="60"/>
+      </w:pPr>
+      <w:r>
+        <w:rPr>
+          <w:rFonts w:ascii="Hiragino Sans" w:hAnsi="Hiragino Sans" w:eastAsia="Hiragino Sans"/>
+          <w:b/>
+          <w:color w:val="4A4640"/>
+          <w:sz w:val="23"/>
+          <w:spacing w:val="24"/>
+        </w:rPr>
+        <w:t>積み残していること</w:t>
+      </w:r>
+    </w:p>
+    <w:tbl>
+      <w:tblPr>
+        <w:tblStyle w:val="TableGrid"/>
+        <w:tblW w:type="auto" w:w="0"/>
+        <w:jc w:val="left"/>
+        <w:tblLook w:firstColumn="1" w:firstRow="1" w:lastColumn="0" w:lastRow="0" w:noHBand="0" w:noVBand="1" w:val="04A0"/>
+      </w:tblPr>
+      <w:tblGrid>
+        <w:gridCol w:w="4933"/>
+        <w:gridCol w:w="4933"/>
+      </w:tblGrid>
+      <w:tr>
+        <w:tc>
+          <w:tcPr>
+            <w:tcW w:type="dxa" w:w="4933"/>
+            <w:tcBorders>
+              <w:bottom w:val="single" w:sz="8" w:color="26262A"/>
+            </w:tcBorders>
+          </w:tcPr>
+          <w:p>
+            <w:pPr>
+              <w:spacing w:after="40"/>
+            </w:pPr>
+            <w:r/>
+            <w:r>
+              <w:rPr>
+                <w:rFonts w:ascii="Hiragino Sans" w:hAnsi="Hiragino Sans" w:eastAsia="Hiragino Sans"/>
+                <w:b/>
+                <w:color w:val="6E6A62"/>
+                <w:sz w:val="17"/>
+              </w:rPr>
+            </w:r>
+          </w:p>
+        </w:tc>
+        <w:tc>
+          <w:tcPr>
+            <w:tcW w:type="dxa" w:w="4933"/>
+            <w:tcBorders>
+              <w:bottom w:val="single" w:sz="8" w:color="26262A"/>
+            </w:tcBorders>
+          </w:tcPr>
+          <w:p>
+            <w:pPr>
+              <w:spacing w:after="40"/>
+            </w:pPr>
+            <w:r/>
+            <w:r>
+              <w:rPr>
+                <w:rFonts w:ascii="Hiragino Sans" w:hAnsi="Hiragino Sans" w:eastAsia="Hiragino Sans"/>
+                <w:b/>
+                <w:color w:val="6E6A62"/>
+                <w:sz w:val="17"/>
+              </w:rPr>
+              <w:t>中身</w:t>
+            </w:r>
+          </w:p>
+        </w:tc>
+      </w:tr>
+      <w:tr>
+        <w:tc>
+          <w:tcPr>
+            <w:tcW w:type="dxa" w:w="4933"/>
+            <w:tcBorders>
+              <w:bottom w:val="single" w:sz="4" w:color="D8D2C4"/>
+            </w:tcBorders>
+          </w:tcPr>
+          <w:p>
+            <w:pPr>
+              <w:spacing w:before="40" w:after="40" w:line="348" w:lineRule="auto"/>
+            </w:pPr>
+            <w:r/>
+            <w:r>
+              <w:rPr>
+                <w:rFonts w:ascii="Hiragino Mincho ProN" w:hAnsi="Hiragino Mincho ProN" w:eastAsia="Hiragino Mincho ProN"/>
+                <w:b/>
+                <w:sz w:val="19"/>
+              </w:rPr>
+              <w:t>米本位制</w:t>
+            </w:r>
+          </w:p>
+        </w:tc>
+        <w:tc>
+          <w:tcPr>
+            <w:tcW w:type="dxa" w:w="4933"/>
+            <w:tcBorders>
+              <w:bottom w:val="single" w:sz="4" w:color="D8D2C4"/>
+            </w:tcBorders>
+          </w:tcPr>
+          <w:p>
+            <w:pPr>
+              <w:spacing w:before="40" w:after="40" w:line="348" w:lineRule="auto"/>
+            </w:pPr>
+            <w:r/>
+            <w:r>
+              <w:rPr>
+                <w:rFonts w:ascii="Hiragino Mincho ProN" w:hAnsi="Hiragino Mincho ProN" w:eastAsia="Hiragino Mincho ProN"/>
+                <w:color w:val="4A4640"/>
+                <w:sz w:val="19"/>
+              </w:rPr>
+              <w:t>いまは商いが実入りの主で、石高からの実入りは細い。本来は米が値の物差しであった。改めるなら費えをすべて引き直すことになるので、年代のどこかで金本位へ移す形を考えている</w:t>
+            </w:r>
+          </w:p>
+        </w:tc>
+      </w:tr>
+      <w:tr>
+        <w:tc>
+          <w:tcPr>
+            <w:tcW w:type="dxa" w:w="4933"/>
+            <w:tcBorders>
+              <w:bottom w:val="single" w:sz="4" w:color="D8D2C4"/>
+            </w:tcBorders>
+          </w:tcPr>
+          <w:p>
+            <w:pPr>
+              <w:spacing w:before="40" w:after="40" w:line="348" w:lineRule="auto"/>
+            </w:pPr>
+            <w:r/>
+            <w:r>
+              <w:rPr>
+                <w:rFonts w:ascii="Hiragino Mincho ProN" w:hAnsi="Hiragino Mincho ProN" w:eastAsia="Hiragino Mincho ProN"/>
+                <w:b/>
+                <w:sz w:val="19"/>
+              </w:rPr>
+              <w:t>家の増補</w:t>
+            </w:r>
+          </w:p>
+        </w:tc>
+        <w:tc>
+          <w:tcPr>
+            <w:tcW w:type="dxa" w:w="4933"/>
+            <w:tcBorders>
+              <w:bottom w:val="single" w:sz="4" w:color="D8D2C4"/>
+            </w:tcBorders>
+          </w:tcPr>
+          <w:p>
+            <w:pPr>
+              <w:spacing w:before="40" w:after="40" w:line="348" w:lineRule="auto"/>
+            </w:pPr>
+            <w:r/>
+            <w:r>
+              <w:rPr>
+                <w:rFonts w:ascii="Hiragino Mincho ProN" w:hAnsi="Hiragino Mincho ProN" w:eastAsia="Hiragino Mincho ProN"/>
+                <w:color w:val="4A4640"/>
+                <w:sz w:val="19"/>
+              </w:rPr>
+              <w:t>細川京兆家、美作・和泉・山城の薄さ、小山・大掾・岩城・城井・安宅といった名家。足せば足すほど盤は史実に近づくが、周りの家の立ち位置ごと組み替えることになる</w:t>
+            </w:r>
+          </w:p>
+        </w:tc>
+      </w:tr>
+    </w:tbl>
+    <w:p>
+      <w:pPr>
+        <w:spacing w:after="60"/>
+      </w:pPr>
+    </w:p>
+    <w:p>
+      <w:r>
+        <w:br w:type="page"/>
+      </w:r>
+    </w:p>
+    <w:p>
+      <w:pPr>
+        <w:spacing w:after="200"/>
+        <w:pBdr>
+          <w:bottom w:val="single" w:sz="12" w:space="4" w:color="26262A"/>
+        </w:pBdr>
+      </w:pPr>
+      <w:r>
+        <w:rPr>
+          <w:rFonts w:ascii="Hiragino Sans" w:hAnsi="Hiragino Sans" w:eastAsia="Hiragino Sans"/>
+          <w:color w:val="8A8478"/>
+          <w:sz w:val="20"/>
+        </w:rPr>
+        <w:t xml:space="preserve">10　</w:t>
+      </w:r>
+      <w:r>
+        <w:rPr>
+          <w:rFonts w:ascii="Hiragino Mincho ProN" w:hAnsi="Hiragino Mincho ProN" w:eastAsia="Hiragino Mincho ProN"/>
+          <w:sz w:val="34"/>
+        </w:rPr>
         <w:t>用語</w:t>
       </w:r>
       <w:r>
@@ -14482,7 +17528,7 @@
           <w:color w:val="8A8478"/>
           <w:sz w:val="20"/>
         </w:rPr>
-        <w:t xml:space="preserve">10　</w:t>
+        <w:t xml:space="preserve">11　</w:t>
       </w:r>
       <w:r>
         <w:rPr>
